--- a/Quanta, Actually - SERIES/QED Course/chapters/Lesson 56 Electron-Positron Annihilation.docx
+++ b/Quanta, Actually - SERIES/QED Course/chapters/Lesson 56 Electron-Positron Annihilation.docx
@@ -17,7 +17,7 @@
         <w:jc w:val="center"/>
       </w:pPr>
       <w:r>
-        <w:t>Lesson 56 of the Complete Quantum Electrodynamics Course</w:t>
+        <w:t>Lesson 56 of Quantum, Actually, Volume 2: A QED Course</w:t>
       </w:r>
     </w:p>
     <w:p>
@@ -98,7 +98,25 @@
         <w:pStyle w:val="ListBullet"/>
       </w:pPr>
       <w:r>
-        <w:t>Write both amplitudes ℳ_A, ℳ_B explicitly, identifying their internal photon-emission momenta with the Mandelstam-like variables t=(p₁−k₁)² and u=(p₁−k₂)².</w:t>
+        <w:t>Write both amplitudes ℳ</w:t>
+      </w:r>
+      <w:r>
+        <w:rPr>
+          <w:vertAlign w:val="subscript"/>
+        </w:rPr>
+        <w:t>A</w:t>
+      </w:r>
+      <w:r>
+        <w:t>, ℳ</w:t>
+      </w:r>
+      <w:r>
+        <w:rPr>
+          <w:vertAlign w:val="subscript"/>
+        </w:rPr>
+        <w:t>B</w:t>
+      </w:r>
+      <w:r>
+        <w:t xml:space="preserve"> explicitly, identifying their internal photon-emission momenta with the Mandelstam-like variables t=(p₁−k₁)² and u=(p₁−k₂)².</w:t>
       </w:r>
     </w:p>
     <w:p>
@@ -333,7 +351,25 @@
           </w:tcPr>
           <w:p>
             <w:r>
-              <w:t>q_A = p₁−k₁, q_B = p₁−k₂</w:t>
+              <w:t>q</w:t>
+            </w:r>
+            <w:r>
+              <w:rPr>
+                <w:vertAlign w:val="subscript"/>
+              </w:rPr>
+              <w:t>A</w:t>
+            </w:r>
+            <w:r>
+              <w:t xml:space="preserve"> = p₁−k₁, q</w:t>
+            </w:r>
+            <w:r>
+              <w:rPr>
+                <w:vertAlign w:val="subscript"/>
+              </w:rPr>
+              <w:t>B</w:t>
+            </w:r>
+            <w:r>
+              <w:t xml:space="preserve"> = p₁−k₂</w:t>
             </w:r>
           </w:p>
         </w:tc>
@@ -357,6 +393,67 @@
         </w:tc>
       </w:tr>
     </w:tbl>
+    <w:tbl>
+      <w:tblPr>
+        <w:tblW w:type="auto" w:w="0"/>
+        <w:jc w:val="center"/>
+        <w:tblLayout w:type="fixed"/>
+        <w:tblLook w:firstColumn="1" w:firstRow="1" w:lastColumn="0" w:lastRow="0" w:noHBand="0" w:noVBand="1" w:val="04A0"/>
+        <w:tblBorders>
+          <w:top w:val="single" w:sz="8" w:color="7FA7CF"/>
+          <w:left w:val="single" w:sz="8" w:color="7FA7CF"/>
+          <w:bottom w:val="single" w:sz="8" w:color="7FA7CF"/>
+          <w:right w:val="single" w:sz="8" w:color="7FA7CF"/>
+        </w:tblBorders>
+      </w:tblPr>
+      <w:tblGrid>
+        <w:gridCol w:w="9392"/>
+      </w:tblGrid>
+      <w:tr>
+        <w:tc>
+          <w:tcPr>
+            <w:tcW w:type="dxa" w:w="9392"/>
+            <w:shd w:fill="F3F7FB"/>
+            <w:tcMar>
+              <w:top w:w="140" w:type="dxa"/>
+              <w:start w:w="140" w:type="dxa"/>
+              <w:bottom w:w="140" w:type="dxa"/>
+              <w:end w:w="140" w:type="dxa"/>
+            </w:tcMar>
+          </w:tcPr>
+          <w:p>
+            <w:r>
+              <w:rPr>
+                <w:b/>
+                <w:color w:val="1F4E78"/>
+              </w:rPr>
+              <w:t>First pass: the result before the derivation</w:t>
+            </w:r>
+          </w:p>
+          <w:p>
+            <w:pPr>
+              <w:spacing w:after="60"/>
+            </w:pPr>
+            <w:r>
+              <w:t>e⁺e⁻ → γγ has two diagrams with a relative plus sign; at high energy (1/4)Σ|ℳ|² = 2e⁴[t/u + u/t].</w:t>
+            </w:r>
+          </w:p>
+          <w:p>
+            <w:pPr>
+              <w:spacing w:after="60"/>
+            </w:pPr>
+            <w:r>
+              <w:t>Bosons in the final state add without the Møller minus sign.</w:t>
+            </w:r>
+          </w:p>
+        </w:tc>
+      </w:tr>
+    </w:tbl>
+    <w:p>
+      <w:pPr>
+        <w:spacing w:after="80"/>
+      </w:pPr>
+    </w:p>
     <w:p>
       <w:pPr>
         <w:pStyle w:val="Heading2"/>
@@ -367,39 +464,56 @@
     </w:p>
     <w:p>
       <w:pPr>
-        <w:spacing w:before="160" w:after="160"/>
+        <w:keepNext/>
+        <w:spacing w:before="160" w:after="40"/>
         <w:jc w:val="center"/>
       </w:pPr>
       <w:r>
+        <w:drawing>
+          <wp:inline xmlns:a="http://schemas.openxmlformats.org/drawingml/2006/main" xmlns:pic="http://schemas.openxmlformats.org/drawingml/2006/picture">
+            <wp:extent cx="5486400" cy="1742400"/>
+            <wp:docPr id="1" name="Picture 1"/>
+            <wp:cNvGraphicFramePr>
+              <a:graphicFrameLocks noChangeAspect="1"/>
+            </wp:cNvGraphicFramePr>
+            <a:graphic>
+              <a:graphicData uri="http://schemas.openxmlformats.org/drawingml/2006/picture">
+                <pic:pic>
+                  <pic:nvPicPr>
+                    <pic:cNvPr id="0" name="L56_annihilation.png"/>
+                    <pic:cNvPicPr/>
+                  </pic:nvPicPr>
+                  <pic:blipFill>
+                    <a:blip r:embed="rId11"/>
+                    <a:stretch>
+                      <a:fillRect/>
+                    </a:stretch>
+                  </pic:blipFill>
+                  <pic:spPr>
+                    <a:xfrm>
+                      <a:off x="0" y="0"/>
+                      <a:ext cx="5486400" cy="1742400"/>
+                    </a:xfrm>
+                    <a:prstGeom prst="rect"/>
+                  </pic:spPr>
+                </pic:pic>
+              </a:graphicData>
+            </a:graphic>
+          </wp:inline>
+        </w:drawing>
+      </w:r>
+    </w:p>
+    <w:p>
+      <w:pPr>
+        <w:spacing w:after="200"/>
+        <w:jc w:val="center"/>
+      </w:pPr>
+      <w:r>
         <w:rPr>
-          <w:rFonts w:ascii="Consolas" w:hAnsi="Consolas" w:cs="Consolas" w:eastAsia="Consolas"/>
-          <w:sz w:val="20"/>
+          <w:i/>
+          <w:sz w:val="19"/>
         </w:rPr>
-        <w:t xml:space="preserve">   e⁻(p1) ----*----------------*---- e⁺(p2)           e⁻(p1) ----*----------------*---- e⁺(p2)   </w:t>
-      </w:r>
-      <w:r>
-        <w:rPr>
-          <w:rFonts w:ascii="Consolas" w:hAnsi="Consolas" w:cs="Consolas" w:eastAsia="Consolas"/>
-          <w:sz w:val="20"/>
-        </w:rPr>
-        <w:br/>
-        <w:t xml:space="preserve">              |                |                                 |                |</w:t>
-      </w:r>
-      <w:r>
-        <w:rPr>
-          <w:rFonts w:ascii="Consolas" w:hAnsi="Consolas" w:cs="Consolas" w:eastAsia="Consolas"/>
-          <w:sz w:val="20"/>
-        </w:rPr>
-        <w:br/>
-        <w:t xml:space="preserve">             γ(k1)            γ(k2)                             γ(k2)            γ(k1)</w:t>
-      </w:r>
-      <w:r>
-        <w:rPr>
-          <w:rFonts w:ascii="Consolas" w:hAnsi="Consolas" w:cs="Consolas" w:eastAsia="Consolas"/>
-          <w:sz w:val="20"/>
-        </w:rPr>
-        <w:br/>
-        <w:t xml:space="preserve">                diagram A, t-channel                               diagram B, u-channel</w:t>
+        <w:t>Figure 56.1. Electron–positron annihilation into two photons: the t-channel and u-channel diagrams with an internal electron line.</w:t>
       </w:r>
     </w:p>
     <w:p>
@@ -412,7 +526,124 @@
     </w:p>
     <w:p>
       <w:r>
-        <w:t>Following Lesson 50's method, at second order the interaction term e²[ψ̄γ^αψA_α](x₁)[ψ̄γ^βψA_β](x₂) contracts ψ(x₁) with the incoming electron (u(p₁)e^(−ip₁x₁), Lesson 49, Section 2.1), ψ̄(x₂) with the incoming positron (v̄(p₂)e^(−ip₂x₂), using ψ̄'s d-term per the corrected assignment of Lesson 49, Section 3.2), and A_α(x₁), A_β(x₂) with the two outgoing photons (ε_α(k₁)e^(ik₁x₁), ε_β(k₂)e^(ik₂x₂), Lesson 49, Section 4.2). The remaining fields, ψ̄(x₁) and ψ(x₂), contract into the internal propagator S_F.</w:t>
+        <w:t>Following Lesson 50's method, at second order the interaction term e²[ψ̄γ</w:t>
+      </w:r>
+      <w:r>
+        <w:rPr>
+          <w:vertAlign w:val="superscript"/>
+        </w:rPr>
+        <w:t>α</w:t>
+      </w:r>
+      <w:r>
+        <w:t>ψA</w:t>
+      </w:r>
+      <w:r>
+        <w:rPr>
+          <w:vertAlign w:val="subscript"/>
+        </w:rPr>
+        <w:t>α</w:t>
+      </w:r>
+      <w:r>
+        <w:t>](x₁)[ψ̄γ</w:t>
+      </w:r>
+      <w:r>
+        <w:rPr>
+          <w:vertAlign w:val="superscript"/>
+        </w:rPr>
+        <w:t>β</w:t>
+      </w:r>
+      <w:r>
+        <w:t>ψA</w:t>
+      </w:r>
+      <w:r>
+        <w:rPr>
+          <w:vertAlign w:val="subscript"/>
+        </w:rPr>
+        <w:t>β</w:t>
+      </w:r>
+      <w:r>
+        <w:t>](x₂) contracts ψ(x₁) with the incoming electron (u(p₁)e</w:t>
+      </w:r>
+      <w:r>
+        <w:rPr>
+          <w:vertAlign w:val="superscript"/>
+        </w:rPr>
+        <w:t>−ip₁x₁</w:t>
+      </w:r>
+      <w:r>
+        <w:t>, Lesson 49, Section 2.1), ψ̄(x₂) with the incoming positron (v̄(p₂)e</w:t>
+      </w:r>
+      <w:r>
+        <w:rPr>
+          <w:vertAlign w:val="superscript"/>
+        </w:rPr>
+        <w:t>−ip₂x₂</w:t>
+      </w:r>
+      <w:r>
+        <w:t>, using ψ̄'s d-term per the corrected assignment of Lesson 49, Section 3.2), and A</w:t>
+      </w:r>
+      <w:r>
+        <w:rPr>
+          <w:vertAlign w:val="subscript"/>
+        </w:rPr>
+        <w:t>α</w:t>
+      </w:r>
+      <w:r>
+        <w:t>(x₁), A</w:t>
+      </w:r>
+      <w:r>
+        <w:rPr>
+          <w:vertAlign w:val="subscript"/>
+        </w:rPr>
+        <w:t>β</w:t>
+      </w:r>
+      <w:r>
+        <w:t>(x₂) with the two outgoing photons (ε</w:t>
+      </w:r>
+      <w:r>
+        <w:rPr>
+          <w:vertAlign w:val="subscript"/>
+        </w:rPr>
+        <w:t>α</w:t>
+      </w:r>
+      <w:r>
+        <w:t>(k₁)e</w:t>
+      </w:r>
+      <w:r>
+        <w:rPr>
+          <w:vertAlign w:val="superscript"/>
+        </w:rPr>
+        <w:t>ik₁x₁</w:t>
+      </w:r>
+      <w:r>
+        <w:t>, ε</w:t>
+      </w:r>
+      <w:r>
+        <w:rPr>
+          <w:vertAlign w:val="subscript"/>
+        </w:rPr>
+        <w:t>β</w:t>
+      </w:r>
+      <w:r>
+        <w:t>(k₂)e</w:t>
+      </w:r>
+      <w:r>
+        <w:rPr>
+          <w:vertAlign w:val="superscript"/>
+        </w:rPr>
+        <w:t>ik₂x₂</w:t>
+      </w:r>
+      <w:r>
+        <w:t>, Lesson 49, Section 4.2). The remaining fields, ψ̄(x₁) and ψ(x₂), contract into the internal propagator S</w:t>
+      </w:r>
+      <w:r>
+        <w:rPr>
+          <w:vertAlign w:val="subscript"/>
+        </w:rPr>
+        <w:t>F</w:t>
+      </w:r>
+      <w:r>
+        <w:t>.</w:t>
       </w:r>
     </w:p>
     <w:p>
@@ -425,7 +656,25 @@
     </w:p>
     <w:p>
       <w:r>
-        <w:t>A second, equally valid contraction exchanges which vertex emits which photon (k₁ from x₂, k₂ from x₁ instead). Unlike Lesson 55's exchange of two identical fermions, this exchange involves the two photon fields A_α(x₁), A_β(x₂), which are bosonic; Lesson 48, Section 2.1, established that no minus sign accompanies reordering bosonic field operators, so this second diagram enters with a plain plus sign.</w:t>
+        <w:t>A second, equally valid contraction exchanges which vertex emits which photon (k₁ from x₂, k₂ from x₁ instead). Unlike Lesson 55's exchange of two identical fermions, this exchange involves the two photon fields A</w:t>
+      </w:r>
+      <w:r>
+        <w:rPr>
+          <w:vertAlign w:val="subscript"/>
+        </w:rPr>
+        <w:t>α</w:t>
+      </w:r>
+      <w:r>
+        <w:t>(x₁), A</w:t>
+      </w:r>
+      <w:r>
+        <w:rPr>
+          <w:vertAlign w:val="subscript"/>
+        </w:rPr>
+        <w:t>β</w:t>
+      </w:r>
+      <w:r>
+        <w:t>(x₂), which are bosonic; Lesson 48, Section 2.1, established that no minus sign accompanies reordering bosonic field operators, so this second diagram enters with a plain plus sign.</w:t>
       </w:r>
     </w:p>
     <w:p>
@@ -438,7 +687,43 @@
     </w:p>
     <w:p>
       <w:r>
-        <w:t>Carrying out the spacetime integrals as in Lesson 50, Section 2, the two vertex delta functions fix the internal momentum of the first diagram to q_A=p₁−k₁ (with q_A²=t) and, for the second, q_B=p₁−k₂ (with q_B²=u):</w:t>
+        <w:t>Carrying out the spacetime integrals as in Lesson 50, Section 2, the two vertex delta functions fix the internal momentum of the first diagram to q</w:t>
+      </w:r>
+      <w:r>
+        <w:rPr>
+          <w:vertAlign w:val="subscript"/>
+        </w:rPr>
+        <w:t>A</w:t>
+      </w:r>
+      <w:r>
+        <w:t>=p₁−k₁ (with q</w:t>
+      </w:r>
+      <w:r>
+        <w:rPr>
+          <w:vertAlign w:val="subscript"/>
+        </w:rPr>
+        <w:t>A</w:t>
+      </w:r>
+      <w:r>
+        <w:t>²=t) and, for the second, q</w:t>
+      </w:r>
+      <w:r>
+        <w:rPr>
+          <w:vertAlign w:val="subscript"/>
+        </w:rPr>
+        <w:t>B</w:t>
+      </w:r>
+      <w:r>
+        <w:t>=p₁−k₂ (with q</w:t>
+      </w:r>
+      <w:r>
+        <w:rPr>
+          <w:vertAlign w:val="subscript"/>
+        </w:rPr>
+        <w:t>B</w:t>
+      </w:r>
+      <w:r>
+        <w:t>²=u):</w:t>
       </w:r>
     </w:p>
     <w:p>
@@ -1068,7 +1353,121 @@
     </w:p>
     <w:p>
       <w:r>
-        <w:t>Spin-averaging over the initial electron and positron and using the positron completeness relation Σ_sv_s(p)v̄_s(p)=p̸−m (Lesson 22, Section 6.1) alongside the electron's Σu_s(p)ū_s(p)=p̸+m, and summing over final photon polarizations using the covariant replacement Σε_με_ν→−g_μν (Lesson 52, Section 5.2), reduces (1/4)Σ|ℳ|² to a sum of three traces, one each for |ℳ_A|², |ℳ_B|², and the interference term 2Re(ℳ_Aℳ_B^*).</w:t>
+        <w:t>Spin-averaging over the initial electron and positron and using the positron completeness relation Σ</w:t>
+      </w:r>
+      <w:r>
+        <w:rPr>
+          <w:vertAlign w:val="subscript"/>
+        </w:rPr>
+        <w:t>s</w:t>
+      </w:r>
+      <w:r>
+        <w:t>v</w:t>
+      </w:r>
+      <w:r>
+        <w:rPr>
+          <w:vertAlign w:val="subscript"/>
+        </w:rPr>
+        <w:t>s</w:t>
+      </w:r>
+      <w:r>
+        <w:t>(p)v̄</w:t>
+      </w:r>
+      <w:r>
+        <w:rPr>
+          <w:vertAlign w:val="subscript"/>
+        </w:rPr>
+        <w:t>s</w:t>
+      </w:r>
+      <w:r>
+        <w:t>(p)=p̸−m (Lesson 22, Section 6.1) alongside the electron's Σu</w:t>
+      </w:r>
+      <w:r>
+        <w:rPr>
+          <w:vertAlign w:val="subscript"/>
+        </w:rPr>
+        <w:t>s</w:t>
+      </w:r>
+      <w:r>
+        <w:t>(p)ū</w:t>
+      </w:r>
+      <w:r>
+        <w:rPr>
+          <w:vertAlign w:val="subscript"/>
+        </w:rPr>
+        <w:t>s</w:t>
+      </w:r>
+      <w:r>
+        <w:t>(p)=p̸+m, and summing over final photon polarizations using the covariant replacement Σε</w:t>
+      </w:r>
+      <w:r>
+        <w:rPr>
+          <w:vertAlign w:val="subscript"/>
+        </w:rPr>
+        <w:t>μ</w:t>
+      </w:r>
+      <w:r>
+        <w:t>ε</w:t>
+      </w:r>
+      <w:r>
+        <w:rPr>
+          <w:vertAlign w:val="subscript"/>
+        </w:rPr>
+        <w:t>ν</w:t>
+      </w:r>
+      <w:r>
+        <w:t>→−g</w:t>
+      </w:r>
+      <w:r>
+        <w:rPr>
+          <w:vertAlign w:val="subscript"/>
+        </w:rPr>
+        <w:t>μν</w:t>
+      </w:r>
+      <w:r>
+        <w:t xml:space="preserve"> (Lesson 52, Section 5.2), reduces (1/4)Σ|ℳ|² to a sum of three traces, one each for |ℳ</w:t>
+      </w:r>
+      <w:r>
+        <w:rPr>
+          <w:vertAlign w:val="subscript"/>
+        </w:rPr>
+        <w:t>A</w:t>
+      </w:r>
+      <w:r>
+        <w:t>|², |ℳ</w:t>
+      </w:r>
+      <w:r>
+        <w:rPr>
+          <w:vertAlign w:val="subscript"/>
+        </w:rPr>
+        <w:t>B</w:t>
+      </w:r>
+      <w:r>
+        <w:t>|², and the interference term 2Re(ℳ</w:t>
+      </w:r>
+      <w:r>
+        <w:rPr>
+          <w:vertAlign w:val="subscript"/>
+        </w:rPr>
+        <w:t>A</w:t>
+      </w:r>
+      <w:r>
+        <w:t>ℳ</w:t>
+      </w:r>
+      <w:r>
+        <w:rPr>
+          <w:vertAlign w:val="subscript"/>
+        </w:rPr>
+        <w:t>B</w:t>
+      </w:r>
+      <w:r>
+        <w:rPr>
+          <w:vertAlign w:val="superscript"/>
+        </w:rPr>
+        <w:t>*</w:t>
+      </w:r>
+      <w:r>
+        <w:t>).</w:t>
       </w:r>
     </w:p>
     <w:p>
@@ -1711,7 +2110,133 @@
     </w:p>
     <w:p>
       <w:r>
-        <w:t>with Σ|ℳ|²=e⁴[T_AA/(q_A²−m²)² + T_BB/(q_B²−m²)² + 2T_AB/((q_A²−m²)(q_B²−m²))], so that (1/4)Σ|ℳ|²=(e⁴/4)[T_AA/(q_A²−m²)² + T_BB/(q_B²−m²)² + 2T_AB/((q_A²−m²)(q_B²−m²))], the explicit factor of 1/4 accounting for averaging over the two unmeasured initial spins (Lesson 52, Section 1.2).</w:t>
+        <w:t>with Σ|ℳ|²=e⁴[T</w:t>
+      </w:r>
+      <w:r>
+        <w:rPr>
+          <w:vertAlign w:val="subscript"/>
+        </w:rPr>
+        <w:t>AA</w:t>
+      </w:r>
+      <w:r>
+        <w:t>/(q</w:t>
+      </w:r>
+      <w:r>
+        <w:rPr>
+          <w:vertAlign w:val="subscript"/>
+        </w:rPr>
+        <w:t>A</w:t>
+      </w:r>
+      <w:r>
+        <w:t>²−m²)² + T</w:t>
+      </w:r>
+      <w:r>
+        <w:rPr>
+          <w:vertAlign w:val="subscript"/>
+        </w:rPr>
+        <w:t>BB</w:t>
+      </w:r>
+      <w:r>
+        <w:t>/(q</w:t>
+      </w:r>
+      <w:r>
+        <w:rPr>
+          <w:vertAlign w:val="subscript"/>
+        </w:rPr>
+        <w:t>B</w:t>
+      </w:r>
+      <w:r>
+        <w:t>²−m²)² + 2T</w:t>
+      </w:r>
+      <w:r>
+        <w:rPr>
+          <w:vertAlign w:val="subscript"/>
+        </w:rPr>
+        <w:t>AB</w:t>
+      </w:r>
+      <w:r>
+        <w:t>/((q</w:t>
+      </w:r>
+      <w:r>
+        <w:rPr>
+          <w:vertAlign w:val="subscript"/>
+        </w:rPr>
+        <w:t>A</w:t>
+      </w:r>
+      <w:r>
+        <w:t>²−m²)(q</w:t>
+      </w:r>
+      <w:r>
+        <w:rPr>
+          <w:vertAlign w:val="subscript"/>
+        </w:rPr>
+        <w:t>B</w:t>
+      </w:r>
+      <w:r>
+        <w:t>²−m²))], so that (1/4)Σ|ℳ|²=(e⁴/4)[T</w:t>
+      </w:r>
+      <w:r>
+        <w:rPr>
+          <w:vertAlign w:val="subscript"/>
+        </w:rPr>
+        <w:t>AA</w:t>
+      </w:r>
+      <w:r>
+        <w:t>/(q</w:t>
+      </w:r>
+      <w:r>
+        <w:rPr>
+          <w:vertAlign w:val="subscript"/>
+        </w:rPr>
+        <w:t>A</w:t>
+      </w:r>
+      <w:r>
+        <w:t>²−m²)² + T</w:t>
+      </w:r>
+      <w:r>
+        <w:rPr>
+          <w:vertAlign w:val="subscript"/>
+        </w:rPr>
+        <w:t>BB</w:t>
+      </w:r>
+      <w:r>
+        <w:t>/(q</w:t>
+      </w:r>
+      <w:r>
+        <w:rPr>
+          <w:vertAlign w:val="subscript"/>
+        </w:rPr>
+        <w:t>B</w:t>
+      </w:r>
+      <w:r>
+        <w:t>²−m²)² + 2T</w:t>
+      </w:r>
+      <w:r>
+        <w:rPr>
+          <w:vertAlign w:val="subscript"/>
+        </w:rPr>
+        <w:t>AB</w:t>
+      </w:r>
+      <w:r>
+        <w:t>/((q</w:t>
+      </w:r>
+      <w:r>
+        <w:rPr>
+          <w:vertAlign w:val="subscript"/>
+        </w:rPr>
+        <w:t>A</w:t>
+      </w:r>
+      <w:r>
+        <w:t>²−m²)(q</w:t>
+      </w:r>
+      <w:r>
+        <w:rPr>
+          <w:vertAlign w:val="subscript"/>
+        </w:rPr>
+        <w:t>B</w:t>
+      </w:r>
+      <w:r>
+        <w:t>²−m²))], the explicit factor of 1/4 accounting for averaging over the two unmeasured initial spins (Lesson 52, Section 1.2).</w:t>
       </w:r>
     </w:p>
     <w:p>
@@ -1725,7 +2250,70 @@
     </w:p>
     <w:p>
       <w:r>
-        <w:t>Explain why T_BB is obtained from T_AA simply by exchanging α↔β and q_A↔q_B, without a fresh calculation. ℳ_B has the same structure as ℳ_A with the two vertex indices and the internal momentum relabeled (Section 1.3), so squaring and spin-summing it reproduces T_AA's calculation verbatim under this relabeling, as Lesson 55, Worked example 2, noted for a different pair of amplitudes.</w:t>
+        <w:t>Explain why T</w:t>
+      </w:r>
+      <w:r>
+        <w:rPr>
+          <w:vertAlign w:val="subscript"/>
+        </w:rPr>
+        <w:t>BB</w:t>
+      </w:r>
+      <w:r>
+        <w:t xml:space="preserve"> is obtained from T</w:t>
+      </w:r>
+      <w:r>
+        <w:rPr>
+          <w:vertAlign w:val="subscript"/>
+        </w:rPr>
+        <w:t>AA</w:t>
+      </w:r>
+      <w:r>
+        <w:t xml:space="preserve"> simply by exchanging α↔β and q</w:t>
+      </w:r>
+      <w:r>
+        <w:rPr>
+          <w:vertAlign w:val="subscript"/>
+        </w:rPr>
+        <w:t>A</w:t>
+      </w:r>
+      <w:r>
+        <w:t>↔q</w:t>
+      </w:r>
+      <w:r>
+        <w:rPr>
+          <w:vertAlign w:val="subscript"/>
+        </w:rPr>
+        <w:t>B</w:t>
+      </w:r>
+      <w:r>
+        <w:t>, without a fresh calculation. ℳ</w:t>
+      </w:r>
+      <w:r>
+        <w:rPr>
+          <w:vertAlign w:val="subscript"/>
+        </w:rPr>
+        <w:t>B</w:t>
+      </w:r>
+      <w:r>
+        <w:t xml:space="preserve"> has the same structure as ℳ</w:t>
+      </w:r>
+      <w:r>
+        <w:rPr>
+          <w:vertAlign w:val="subscript"/>
+        </w:rPr>
+        <w:t>A</w:t>
+      </w:r>
+      <w:r>
+        <w:t xml:space="preserve"> with the two vertex indices and the internal momentum relabeled (Section 1.3), so squaring and spin-summing it reproduces T</w:t>
+      </w:r>
+      <w:r>
+        <w:rPr>
+          <w:vertAlign w:val="subscript"/>
+        </w:rPr>
+        <w:t>AA</w:t>
+      </w:r>
+      <w:r>
+        <w:t>'s calculation verbatim under this relabeling, as Lesson 55, Worked example 2, noted for a different pair of amplitudes.</w:t>
       </w:r>
     </w:p>
     <w:p>
@@ -1746,7 +2334,61 @@
     </w:p>
     <w:p>
       <w:r>
-        <w:t>Using γ^μγ^aγ_μ=−2γ^a and γ^μγ_μ=4 (Lesson 21),</w:t>
+        <w:t>Using γ</w:t>
+      </w:r>
+      <w:r>
+        <w:rPr>
+          <w:vertAlign w:val="superscript"/>
+        </w:rPr>
+        <w:t>μ</w:t>
+      </w:r>
+      <w:r>
+        <w:t>γ</w:t>
+      </w:r>
+      <w:r>
+        <w:rPr>
+          <w:vertAlign w:val="superscript"/>
+        </w:rPr>
+        <w:t>a</w:t>
+      </w:r>
+      <w:r>
+        <w:t>γ</w:t>
+      </w:r>
+      <w:r>
+        <w:rPr>
+          <w:vertAlign w:val="subscript"/>
+        </w:rPr>
+        <w:t>μ</w:t>
+      </w:r>
+      <w:r>
+        <w:t>=−2γ</w:t>
+      </w:r>
+      <w:r>
+        <w:rPr>
+          <w:vertAlign w:val="superscript"/>
+        </w:rPr>
+        <w:t>a</w:t>
+      </w:r>
+      <w:r>
+        <w:t xml:space="preserve"> and γ</w:t>
+      </w:r>
+      <w:r>
+        <w:rPr>
+          <w:vertAlign w:val="superscript"/>
+        </w:rPr>
+        <w:t>μ</w:t>
+      </w:r>
+      <w:r>
+        <w:t>γ</w:t>
+      </w:r>
+      <w:r>
+        <w:rPr>
+          <w:vertAlign w:val="subscript"/>
+        </w:rPr>
+        <w:t>μ</w:t>
+      </w:r>
+      <w:r>
+        <w:t>=4 (Lesson 21),</w:t>
       </w:r>
     </w:p>
     <w:p>
@@ -1849,7 +2491,52 @@
     </w:p>
     <w:p>
       <w:r>
-        <w:t>reducing T_AA to a trace of (q̸_A+m)(−2p̸₁+4m)(q̸_A+m) sandwiched by γ^β⋯γ_β and multiplied by (p̸₂−m).</w:t>
+        <w:t>reducing T</w:t>
+      </w:r>
+      <w:r>
+        <w:rPr>
+          <w:vertAlign w:val="subscript"/>
+        </w:rPr>
+        <w:t>AA</w:t>
+      </w:r>
+      <w:r>
+        <w:t xml:space="preserve"> to a trace of (q̸</w:t>
+      </w:r>
+      <w:r>
+        <w:rPr>
+          <w:vertAlign w:val="subscript"/>
+        </w:rPr>
+        <w:t>A</w:t>
+      </w:r>
+      <w:r>
+        <w:t>+m)(−2p̸₁+4m)(q̸</w:t>
+      </w:r>
+      <w:r>
+        <w:rPr>
+          <w:vertAlign w:val="subscript"/>
+        </w:rPr>
+        <w:t>A</w:t>
+      </w:r>
+      <w:r>
+        <w:t>+m) sandwiched by γ</w:t>
+      </w:r>
+      <w:r>
+        <w:rPr>
+          <w:vertAlign w:val="superscript"/>
+        </w:rPr>
+        <w:t>β</w:t>
+      </w:r>
+      <w:r>
+        <w:t>⋯γ</w:t>
+      </w:r>
+      <w:r>
+        <w:rPr>
+          <w:vertAlign w:val="subscript"/>
+        </w:rPr>
+        <w:t>β</w:t>
+      </w:r>
+      <w:r>
+        <w:t xml:space="preserve"> and multiplied by (p̸₂−m).</w:t>
       </w:r>
     </w:p>
     <w:p>
@@ -1862,7 +2549,25 @@
     </w:p>
     <w:p>
       <w:r>
-        <w:t>Expanding fully (Exercise 8 carries out every term) and applying Lesson 55's identity γ^μABCγ_μ=−2CBA together with the two- and one-object contraction identities to each resulting piece, then setting m=0,</w:t>
+        <w:t>Expanding fully (Exercise 8 carries out every term) and applying Lesson 55's identity γ</w:t>
+      </w:r>
+      <w:r>
+        <w:rPr>
+          <w:vertAlign w:val="superscript"/>
+        </w:rPr>
+        <w:t>μ</w:t>
+      </w:r>
+      <w:r>
+        <w:t>ABCγ</w:t>
+      </w:r>
+      <w:r>
+        <w:rPr>
+          <w:vertAlign w:val="subscript"/>
+        </w:rPr>
+        <w:t>μ</w:t>
+      </w:r>
+      <w:r>
+        <w:t>=−2CBA together with the two- and one-object contraction identities to each resulting piece, then setting m=0,</w:t>
       </w:r>
     </w:p>
     <w:p>
@@ -2017,7 +2722,34 @@
     </w:p>
     <w:p>
       <w:r>
-        <w:t>Using q_A·p₁=t/2, q_A·p₂=−t/2, q_A²=t, and p₁·p₂=s/2 (all massless relations derived from t=(p₁−k₁)²=(p₂−k₂)² and u=(p₁−k₂)²=(p₂−k₁)², Exercise 9),</w:t>
+        <w:t>Using q</w:t>
+      </w:r>
+      <w:r>
+        <w:rPr>
+          <w:vertAlign w:val="subscript"/>
+        </w:rPr>
+        <w:t>A</w:t>
+      </w:r>
+      <w:r>
+        <w:t>·p₁=t/2, q</w:t>
+      </w:r>
+      <w:r>
+        <w:rPr>
+          <w:vertAlign w:val="subscript"/>
+        </w:rPr>
+        <w:t>A</w:t>
+      </w:r>
+      <w:r>
+        <w:t>·p₂=−t/2, q</w:t>
+      </w:r>
+      <w:r>
+        <w:rPr>
+          <w:vertAlign w:val="subscript"/>
+        </w:rPr>
+        <w:t>A</w:t>
+      </w:r>
+      <w:r>
+        <w:t>²=t, and p₁·p₂=s/2 (all massless relations derived from t=(p₁−k₁)²=(p₂−k₂)² and u=(p₁−k₂)²=(p₂−k₁)², Exercise 9),</w:t>
       </w:r>
     </w:p>
     <w:p>
@@ -2177,7 +2909,70 @@
     </w:p>
     <w:p>
       <w:r>
-        <w:t>State, by Worked example 2's relabeling, the value of T_BB. Exchanging t↔u throughout Section 3.2's derivation (since T_BB's own internal momentum is q_B, with q_B²=u playing the role q_A²=t played for T_AA) gives T_BB=8ut=8tu, the identical numerical expression, since multiplication does not care about the order t,u are written in.</w:t>
+        <w:t>State, by Worked example 2's relabeling, the value of T</w:t>
+      </w:r>
+      <w:r>
+        <w:rPr>
+          <w:vertAlign w:val="subscript"/>
+        </w:rPr>
+        <w:t>BB</w:t>
+      </w:r>
+      <w:r>
+        <w:t>. Exchanging t↔u throughout Section 3.2's derivation (since T</w:t>
+      </w:r>
+      <w:r>
+        <w:rPr>
+          <w:vertAlign w:val="subscript"/>
+        </w:rPr>
+        <w:t>BB</w:t>
+      </w:r>
+      <w:r>
+        <w:t>'s own internal momentum is q</w:t>
+      </w:r>
+      <w:r>
+        <w:rPr>
+          <w:vertAlign w:val="subscript"/>
+        </w:rPr>
+        <w:t>B</w:t>
+      </w:r>
+      <w:r>
+        <w:t>, with q</w:t>
+      </w:r>
+      <w:r>
+        <w:rPr>
+          <w:vertAlign w:val="subscript"/>
+        </w:rPr>
+        <w:t>B</w:t>
+      </w:r>
+      <w:r>
+        <w:t>²=u playing the role q</w:t>
+      </w:r>
+      <w:r>
+        <w:rPr>
+          <w:vertAlign w:val="subscript"/>
+        </w:rPr>
+        <w:t>A</w:t>
+      </w:r>
+      <w:r>
+        <w:t>²=t played for T</w:t>
+      </w:r>
+      <w:r>
+        <w:rPr>
+          <w:vertAlign w:val="subscript"/>
+        </w:rPr>
+        <w:t>AA</w:t>
+      </w:r>
+      <w:r>
+        <w:t>) gives T</w:t>
+      </w:r>
+      <w:r>
+        <w:rPr>
+          <w:vertAlign w:val="subscript"/>
+        </w:rPr>
+        <w:t>BB</w:t>
+      </w:r>
+      <w:r>
+        <w:t>=8ut=8tu, the identical numerical expression, since multiplication does not care about the order t,u are written in.</w:t>
       </w:r>
     </w:p>
     <w:p>
@@ -2198,7 +2993,241 @@
     </w:p>
     <w:p>
       <w:r>
-        <w:t>T_AB is not T_AA with one q̸_A replaced by q̸_B. In ℳ_B the photon indices sit the other way round, ℳ_B ∝ v̄(p₂)γ^α(q̸_B+m)γ^βu(p₁), so its conjugate is ū(p₁)γ^β(q̸_B+m)γ^αv(p₂). After the polarization sums, γ_β stands next to (p̸₁+m) and γ_α next to (p̸₂−m): the two index pairs interleave, which is the pattern written in Section 2.2. With m=0, Lesson 55's three-object reversal removes the α pair, γ^αp̸₁γ_βq̸_Bγ_α=−2q̸_Bγ_βp̸₁, and the two-object identity then removes the β pair, γ^βq̸_Aq̸_Bγ_β=4(q_A·q_B). Exercise 12 works through both steps.</w:t>
+        <w:t>T</w:t>
+      </w:r>
+      <w:r>
+        <w:rPr>
+          <w:vertAlign w:val="subscript"/>
+        </w:rPr>
+        <w:t>AB</w:t>
+      </w:r>
+      <w:r>
+        <w:t xml:space="preserve"> is not T</w:t>
+      </w:r>
+      <w:r>
+        <w:rPr>
+          <w:vertAlign w:val="subscript"/>
+        </w:rPr>
+        <w:t>AA</w:t>
+      </w:r>
+      <w:r>
+        <w:t xml:space="preserve"> with one q̸</w:t>
+      </w:r>
+      <w:r>
+        <w:rPr>
+          <w:vertAlign w:val="subscript"/>
+        </w:rPr>
+        <w:t>A</w:t>
+      </w:r>
+      <w:r>
+        <w:t xml:space="preserve"> replaced by q̸</w:t>
+      </w:r>
+      <w:r>
+        <w:rPr>
+          <w:vertAlign w:val="subscript"/>
+        </w:rPr>
+        <w:t>B</w:t>
+      </w:r>
+      <w:r>
+        <w:t>. In ℳ</w:t>
+      </w:r>
+      <w:r>
+        <w:rPr>
+          <w:vertAlign w:val="subscript"/>
+        </w:rPr>
+        <w:t>B</w:t>
+      </w:r>
+      <w:r>
+        <w:t xml:space="preserve"> the photon indices sit the other way round, ℳ</w:t>
+      </w:r>
+      <w:r>
+        <w:rPr>
+          <w:vertAlign w:val="subscript"/>
+        </w:rPr>
+        <w:t>B</w:t>
+      </w:r>
+      <w:r>
+        <w:t xml:space="preserve"> ∝ v̄(p₂)γ</w:t>
+      </w:r>
+      <w:r>
+        <w:rPr>
+          <w:vertAlign w:val="superscript"/>
+        </w:rPr>
+        <w:t>α</w:t>
+      </w:r>
+      <w:r>
+        <w:t>(q̸</w:t>
+      </w:r>
+      <w:r>
+        <w:rPr>
+          <w:vertAlign w:val="subscript"/>
+        </w:rPr>
+        <w:t>B</w:t>
+      </w:r>
+      <w:r>
+        <w:t>+m)γ</w:t>
+      </w:r>
+      <w:r>
+        <w:rPr>
+          <w:vertAlign w:val="superscript"/>
+        </w:rPr>
+        <w:t>β</w:t>
+      </w:r>
+      <w:r>
+        <w:t>u(p₁), so its conjugate is ū(p₁)γ</w:t>
+      </w:r>
+      <w:r>
+        <w:rPr>
+          <w:vertAlign w:val="superscript"/>
+        </w:rPr>
+        <w:t>β</w:t>
+      </w:r>
+      <w:r>
+        <w:t>(q̸</w:t>
+      </w:r>
+      <w:r>
+        <w:rPr>
+          <w:vertAlign w:val="subscript"/>
+        </w:rPr>
+        <w:t>B</w:t>
+      </w:r>
+      <w:r>
+        <w:t>+m)γ</w:t>
+      </w:r>
+      <w:r>
+        <w:rPr>
+          <w:vertAlign w:val="superscript"/>
+        </w:rPr>
+        <w:t>α</w:t>
+      </w:r>
+      <w:r>
+        <w:t>v(p₂). After the polarization sums, γ</w:t>
+      </w:r>
+      <w:r>
+        <w:rPr>
+          <w:vertAlign w:val="subscript"/>
+        </w:rPr>
+        <w:t>β</w:t>
+      </w:r>
+      <w:r>
+        <w:t xml:space="preserve"> stands next to (p̸₁+m) and γ</w:t>
+      </w:r>
+      <w:r>
+        <w:rPr>
+          <w:vertAlign w:val="subscript"/>
+        </w:rPr>
+        <w:t>α</w:t>
+      </w:r>
+      <w:r>
+        <w:t xml:space="preserve"> next to (p̸₂−m): the two index pairs interleave, which is the pattern written in Section 2.2. With m=0, Lesson 55's three-object reversal removes the α pair, γ</w:t>
+      </w:r>
+      <w:r>
+        <w:rPr>
+          <w:vertAlign w:val="superscript"/>
+        </w:rPr>
+        <w:t>α</w:t>
+      </w:r>
+      <w:r>
+        <w:t>p̸₁γ</w:t>
+      </w:r>
+      <w:r>
+        <w:rPr>
+          <w:vertAlign w:val="subscript"/>
+        </w:rPr>
+        <w:t>β</w:t>
+      </w:r>
+      <w:r>
+        <w:t>q̸</w:t>
+      </w:r>
+      <w:r>
+        <w:rPr>
+          <w:vertAlign w:val="subscript"/>
+        </w:rPr>
+        <w:t>B</w:t>
+      </w:r>
+      <w:r>
+        <w:t>γ</w:t>
+      </w:r>
+      <w:r>
+        <w:rPr>
+          <w:vertAlign w:val="subscript"/>
+        </w:rPr>
+        <w:t>α</w:t>
+      </w:r>
+      <w:r>
+        <w:t>=−2q̸</w:t>
+      </w:r>
+      <w:r>
+        <w:rPr>
+          <w:vertAlign w:val="subscript"/>
+        </w:rPr>
+        <w:t>B</w:t>
+      </w:r>
+      <w:r>
+        <w:t>γ</w:t>
+      </w:r>
+      <w:r>
+        <w:rPr>
+          <w:vertAlign w:val="subscript"/>
+        </w:rPr>
+        <w:t>β</w:t>
+      </w:r>
+      <w:r>
+        <w:t>p̸₁, and the two-object identity then removes the β pair, γ</w:t>
+      </w:r>
+      <w:r>
+        <w:rPr>
+          <w:vertAlign w:val="superscript"/>
+        </w:rPr>
+        <w:t>β</w:t>
+      </w:r>
+      <w:r>
+        <w:t>q̸</w:t>
+      </w:r>
+      <w:r>
+        <w:rPr>
+          <w:vertAlign w:val="subscript"/>
+        </w:rPr>
+        <w:t>A</w:t>
+      </w:r>
+      <w:r>
+        <w:t>q̸</w:t>
+      </w:r>
+      <w:r>
+        <w:rPr>
+          <w:vertAlign w:val="subscript"/>
+        </w:rPr>
+        <w:t>B</w:t>
+      </w:r>
+      <w:r>
+        <w:t>γ</w:t>
+      </w:r>
+      <w:r>
+        <w:rPr>
+          <w:vertAlign w:val="subscript"/>
+        </w:rPr>
+        <w:t>β</w:t>
+      </w:r>
+      <w:r>
+        <w:t>=4(q</w:t>
+      </w:r>
+      <w:r>
+        <w:rPr>
+          <w:vertAlign w:val="subscript"/>
+        </w:rPr>
+        <w:t>A</w:t>
+      </w:r>
+      <w:r>
+        <w:t>·q</w:t>
+      </w:r>
+      <w:r>
+        <w:rPr>
+          <w:vertAlign w:val="subscript"/>
+        </w:rPr>
+        <w:t>B</w:t>
+      </w:r>
+      <w:r>
+        <w:t>). Exercise 12 works through both steps.</w:t>
       </w:r>
     </w:p>
     <w:p>
@@ -2416,7 +3445,25 @@
     </w:p>
     <w:p>
       <w:r>
-        <w:t>and q_A·q_B=0 in the massless limit (Exercise 13 verifies this, using k₁·k₂=s/2), so</w:t>
+        <w:t>and q</w:t>
+      </w:r>
+      <w:r>
+        <w:rPr>
+          <w:vertAlign w:val="subscript"/>
+        </w:rPr>
+        <w:t>A</w:t>
+      </w:r>
+      <w:r>
+        <w:t>·q</w:t>
+      </w:r>
+      <w:r>
+        <w:rPr>
+          <w:vertAlign w:val="subscript"/>
+        </w:rPr>
+        <w:t>B</w:t>
+      </w:r>
+      <w:r>
+        <w:t>=0 in the massless limit (Exercise 13 verifies this, using k₁·k₂=s/2), so</w:t>
       </w:r>
     </w:p>
     <w:p>
@@ -2488,7 +3535,52 @@
     </w:p>
     <w:p>
       <w:r>
-        <w:t>State the single most useful simplification found along the way to Section 4.2's result. q_A·q_B=0 in the massless limit, and it is the whole of the interference term: after the two contractions T_AB is proportional to q_A·q_B, which vanishes once k₁·k₂=s/2 (from (k₁+k₂)²=s with both photons massless) is substituted. Compton scattering (Lesson 57) and pair production (Lesson 58) meet the same zero.</w:t>
+        <w:t>State the single most useful simplification found along the way to Section 4.2's result. q</w:t>
+      </w:r>
+      <w:r>
+        <w:rPr>
+          <w:vertAlign w:val="subscript"/>
+        </w:rPr>
+        <w:t>A</w:t>
+      </w:r>
+      <w:r>
+        <w:t>·q</w:t>
+      </w:r>
+      <w:r>
+        <w:rPr>
+          <w:vertAlign w:val="subscript"/>
+        </w:rPr>
+        <w:t>B</w:t>
+      </w:r>
+      <w:r>
+        <w:t>=0 in the massless limit, and it is the whole of the interference term: after the two contractions T</w:t>
+      </w:r>
+      <w:r>
+        <w:rPr>
+          <w:vertAlign w:val="subscript"/>
+        </w:rPr>
+        <w:t>AB</w:t>
+      </w:r>
+      <w:r>
+        <w:t xml:space="preserve"> is proportional to q</w:t>
+      </w:r>
+      <w:r>
+        <w:rPr>
+          <w:vertAlign w:val="subscript"/>
+        </w:rPr>
+        <w:t>A</w:t>
+      </w:r>
+      <w:r>
+        <w:t>·q</w:t>
+      </w:r>
+      <w:r>
+        <w:rPr>
+          <w:vertAlign w:val="subscript"/>
+        </w:rPr>
+        <w:t>B</w:t>
+      </w:r>
+      <w:r>
+        <w:t>, which vanishes once k₁·k₂=s/2 (from (k₁+k₂)²=s with both photons massless) is substituted. Compton scattering (Lesson 57) and pair production (Lesson 58) meet the same zero.</w:t>
       </w:r>
     </w:p>
     <w:p>
@@ -2917,7 +4009,34 @@
           </w:tcPr>
           <w:p>
             <w:r>
-              <w:t>T_AA=T_BB=8tu, T_AB=0 (massless)</w:t>
+              <w:t>T</w:t>
+            </w:r>
+            <w:r>
+              <w:rPr>
+                <w:vertAlign w:val="subscript"/>
+              </w:rPr>
+              <w:t>AA</w:t>
+            </w:r>
+            <w:r>
+              <w:t>=T</w:t>
+            </w:r>
+            <w:r>
+              <w:rPr>
+                <w:vertAlign w:val="subscript"/>
+              </w:rPr>
+              <w:t>BB</w:t>
+            </w:r>
+            <w:r>
+              <w:t>=8tu, T</w:t>
+            </w:r>
+            <w:r>
+              <w:rPr>
+                <w:vertAlign w:val="subscript"/>
+              </w:rPr>
+              <w:t>AB</w:t>
+            </w:r>
+            <w:r>
+              <w:t>=0 (massless)</w:t>
             </w:r>
           </w:p>
         </w:tc>
@@ -2991,7 +4110,25 @@
           </w:tcPr>
           <w:p>
             <w:r>
-              <w:t>q_A·q_B=0 (massless)</w:t>
+              <w:t>q</w:t>
+            </w:r>
+            <w:r>
+              <w:rPr>
+                <w:vertAlign w:val="subscript"/>
+              </w:rPr>
+              <w:t>A</w:t>
+            </w:r>
+            <w:r>
+              <w:t>·q</w:t>
+            </w:r>
+            <w:r>
+              <w:rPr>
+                <w:vertAlign w:val="subscript"/>
+              </w:rPr>
+              <w:t>B</w:t>
+            </w:r>
+            <w:r>
+              <w:t>=0 (massless)</w:t>
             </w:r>
           </w:p>
         </w:tc>
@@ -3085,7 +4222,61 @@
         </w:numPr>
       </w:pPr>
       <w:r>
-        <w:t>The two amplitudes ℳ_A, ℳ_B have internal electron momenta q_A=p₁−k₁ (q_A²=t) and q_B=p₁−k₂ (q_B²=u).</w:t>
+        <w:t>The two amplitudes ℳ</w:t>
+      </w:r>
+      <w:r>
+        <w:rPr>
+          <w:vertAlign w:val="subscript"/>
+        </w:rPr>
+        <w:t>A</w:t>
+      </w:r>
+      <w:r>
+        <w:t>, ℳ</w:t>
+      </w:r>
+      <w:r>
+        <w:rPr>
+          <w:vertAlign w:val="subscript"/>
+        </w:rPr>
+        <w:t>B</w:t>
+      </w:r>
+      <w:r>
+        <w:t xml:space="preserve"> have internal electron momenta q</w:t>
+      </w:r>
+      <w:r>
+        <w:rPr>
+          <w:vertAlign w:val="subscript"/>
+        </w:rPr>
+        <w:t>A</w:t>
+      </w:r>
+      <w:r>
+        <w:t>=p₁−k₁ (q</w:t>
+      </w:r>
+      <w:r>
+        <w:rPr>
+          <w:vertAlign w:val="subscript"/>
+        </w:rPr>
+        <w:t>A</w:t>
+      </w:r>
+      <w:r>
+        <w:t>²=t) and q</w:t>
+      </w:r>
+      <w:r>
+        <w:rPr>
+          <w:vertAlign w:val="subscript"/>
+        </w:rPr>
+        <w:t>B</w:t>
+      </w:r>
+      <w:r>
+        <w:t>=p₁−k₂ (q</w:t>
+      </w:r>
+      <w:r>
+        <w:rPr>
+          <w:vertAlign w:val="subscript"/>
+        </w:rPr>
+        <w:t>B</w:t>
+      </w:r>
+      <w:r>
+        <w:t>²=u).</w:t>
       </w:r>
     </w:p>
     <w:p>
@@ -3097,7 +4288,34 @@
         </w:numPr>
       </w:pPr>
       <w:r>
-        <w:t>Spin and polarization sums, using positron completeness and the covariant photon polarization sum, reduce |ℳ|² to three traces, T_AA, T_BB, T_AB.</w:t>
+        <w:t>Spin and polarization sums, using positron completeness and the covariant photon polarization sum, reduce |ℳ|² to three traces, T</w:t>
+      </w:r>
+      <w:r>
+        <w:rPr>
+          <w:vertAlign w:val="subscript"/>
+        </w:rPr>
+        <w:t>AA</w:t>
+      </w:r>
+      <w:r>
+        <w:t>, T</w:t>
+      </w:r>
+      <w:r>
+        <w:rPr>
+          <w:vertAlign w:val="subscript"/>
+        </w:rPr>
+        <w:t>BB</w:t>
+      </w:r>
+      <w:r>
+        <w:t>, T</w:t>
+      </w:r>
+      <w:r>
+        <w:rPr>
+          <w:vertAlign w:val="subscript"/>
+        </w:rPr>
+        <w:t>AB</w:t>
+      </w:r>
+      <w:r>
+        <w:t>.</w:t>
       </w:r>
     </w:p>
     <w:p>
@@ -3109,7 +4327,34 @@
         </w:numPr>
       </w:pPr>
       <w:r>
-        <w:t>Lesson 55's contraction identity reduces each trace, in the massless limit, to T_AA=T_BB=8tu and T_AB=0.</w:t>
+        <w:t>Lesson 55's contraction identity reduces each trace, in the massless limit, to T</w:t>
+      </w:r>
+      <w:r>
+        <w:rPr>
+          <w:vertAlign w:val="subscript"/>
+        </w:rPr>
+        <w:t>AA</w:t>
+      </w:r>
+      <w:r>
+        <w:t>=T</w:t>
+      </w:r>
+      <w:r>
+        <w:rPr>
+          <w:vertAlign w:val="subscript"/>
+        </w:rPr>
+        <w:t>BB</w:t>
+      </w:r>
+      <w:r>
+        <w:t>=8tu and T</w:t>
+      </w:r>
+      <w:r>
+        <w:rPr>
+          <w:vertAlign w:val="subscript"/>
+        </w:rPr>
+        <w:t>AB</w:t>
+      </w:r>
+      <w:r>
+        <w:t>=0.</w:t>
       </w:r>
     </w:p>
     <w:p>
@@ -3234,7 +4479,13 @@
           </w:tcPr>
           <w:p>
             <w:r>
-              <w:t>Explain why ψ̄(x₂), not ψ(x₂), is the field contracted against the incoming positron, citing Lesson 49, Section 3.1's corrected role-reversal.</w:t>
+              <w:rPr>
+                <w:b/>
+              </w:rPr>
+              <w:t>Core.</w:t>
+            </w:r>
+            <w:r>
+              <w:t xml:space="preserve"> Explain why ψ̄(x₂), not ψ(x₂), is the field contracted against the incoming positron, citing Lesson 49, Section 3.1's corrected role-reversal.</w:t>
             </w:r>
           </w:p>
         </w:tc>
@@ -3272,7 +4523,13 @@
           </w:tcPr>
           <w:p>
             <w:r>
-              <w:t>Explain why the second Wick contraction (Section 1.2) exchanges which photon field is contracted with which outgoing photon, rather than exchanging any fermionic assignment.</w:t>
+              <w:rPr>
+                <w:b/>
+              </w:rPr>
+              <w:t>Extension.</w:t>
+            </w:r>
+            <w:r>
+              <w:t xml:space="preserve"> Explain why the second Wick contraction (Section 1.2) exchanges which photon field is contracted with which outgoing photon, rather than exchanging any fermionic assignment.</w:t>
             </w:r>
           </w:p>
         </w:tc>
@@ -3308,7 +4565,31 @@
           </w:tcPr>
           <w:p>
             <w:r>
-              <w:t>Verify q_A²=(p₁−k₁)²=t and q_B²=(p₁−k₂)²=u directly from the definitions in Section 1.3.</w:t>
+              <w:rPr>
+                <w:b/>
+              </w:rPr>
+              <w:t>Core.</w:t>
+            </w:r>
+            <w:r>
+              <w:t xml:space="preserve"> Verify q</w:t>
+            </w:r>
+            <w:r>
+              <w:rPr>
+                <w:vertAlign w:val="subscript"/>
+              </w:rPr>
+              <w:t>A</w:t>
+            </w:r>
+            <w:r>
+              <w:t>²=(p₁−k₁)²=t and q</w:t>
+            </w:r>
+            <w:r>
+              <w:rPr>
+                <w:vertAlign w:val="subscript"/>
+              </w:rPr>
+              <w:t>B</w:t>
+            </w:r>
+            <w:r>
+              <w:t>²=(p₁−k₂)²=u directly from the definitions in Section 1.3.</w:t>
             </w:r>
           </w:p>
         </w:tc>
@@ -3346,7 +4627,31 @@
           </w:tcPr>
           <w:p>
             <w:r>
-              <w:t>Write ℳ_B explicitly by relabeling ℳ_A's indices and internal momentum as in Worked example 2, and verify it matches Section 1.3's stated form.</w:t>
+              <w:rPr>
+                <w:b/>
+              </w:rPr>
+              <w:t>Core.</w:t>
+            </w:r>
+            <w:r>
+              <w:t xml:space="preserve"> Write ℳ</w:t>
+            </w:r>
+            <w:r>
+              <w:rPr>
+                <w:vertAlign w:val="subscript"/>
+              </w:rPr>
+              <w:t>B</w:t>
+            </w:r>
+            <w:r>
+              <w:t xml:space="preserve"> explicitly by relabeling ℳ</w:t>
+            </w:r>
+            <w:r>
+              <w:rPr>
+                <w:vertAlign w:val="subscript"/>
+              </w:rPr>
+              <w:t>A</w:t>
+            </w:r>
+            <w:r>
+              <w:t>'s indices and internal momentum as in Worked example 2, and verify it matches Section 1.3's stated form.</w:t>
             </w:r>
           </w:p>
         </w:tc>
@@ -3382,7 +4687,13 @@
           </w:tcPr>
           <w:p>
             <w:r>
-              <w:t>State the positron completeness relation used in Section 2.1 and the electron completeness relation, and explain why the positron's carries a minus sign in front of m.</w:t>
+              <w:rPr>
+                <w:b/>
+              </w:rPr>
+              <w:t>Core.</w:t>
+            </w:r>
+            <w:r>
+              <w:t xml:space="preserve"> State the positron completeness relation used in Section 2.1 and the electron completeness relation, and explain why the positron's carries a minus sign in front of m.</w:t>
             </w:r>
           </w:p>
         </w:tc>
@@ -3420,7 +4731,22 @@
           </w:tcPr>
           <w:p>
             <w:r>
-              <w:t>Explain, citing Lesson 52, Section 5.2, why using −g_μν in place of the honest transverse photon polarization sum is only provisionally justified at this point in the course.</w:t>
+              <w:rPr>
+                <w:b/>
+              </w:rPr>
+              <w:t>Core.</w:t>
+            </w:r>
+            <w:r>
+              <w:t xml:space="preserve"> Explain, citing Lesson 52, Section 5.2, why using −g</w:t>
+            </w:r>
+            <w:r>
+              <w:rPr>
+                <w:vertAlign w:val="subscript"/>
+              </w:rPr>
+              <w:t>μν</w:t>
+            </w:r>
+            <w:r>
+              <w:t xml:space="preserve"> in place of the honest transverse photon polarization sum is only provisionally justified at this point in the course.</w:t>
             </w:r>
           </w:p>
         </w:tc>
@@ -3456,7 +4782,85 @@
           </w:tcPr>
           <w:p>
             <w:r>
-              <w:t>Derive γ^α(p̸₁+m)γ_α=−2p̸₁+4m directly from γ^μγ^aγ_μ=−2γ^a and γ^μγ_μ=4.</w:t>
+              <w:rPr>
+                <w:b/>
+              </w:rPr>
+              <w:t>Extension.</w:t>
+            </w:r>
+            <w:r>
+              <w:t xml:space="preserve"> Derive γ</w:t>
+            </w:r>
+            <w:r>
+              <w:rPr>
+                <w:vertAlign w:val="superscript"/>
+              </w:rPr>
+              <w:t>α</w:t>
+            </w:r>
+            <w:r>
+              <w:t>(p̸₁+m)γ</w:t>
+            </w:r>
+            <w:r>
+              <w:rPr>
+                <w:vertAlign w:val="subscript"/>
+              </w:rPr>
+              <w:t>α</w:t>
+            </w:r>
+            <w:r>
+              <w:t>=−2p̸₁+4m directly from γ</w:t>
+            </w:r>
+            <w:r>
+              <w:rPr>
+                <w:vertAlign w:val="superscript"/>
+              </w:rPr>
+              <w:t>μ</w:t>
+            </w:r>
+            <w:r>
+              <w:t>γ</w:t>
+            </w:r>
+            <w:r>
+              <w:rPr>
+                <w:vertAlign w:val="superscript"/>
+              </w:rPr>
+              <w:t>a</w:t>
+            </w:r>
+            <w:r>
+              <w:t>γ</w:t>
+            </w:r>
+            <w:r>
+              <w:rPr>
+                <w:vertAlign w:val="subscript"/>
+              </w:rPr>
+              <w:t>μ</w:t>
+            </w:r>
+            <w:r>
+              <w:t>=−2γ</w:t>
+            </w:r>
+            <w:r>
+              <w:rPr>
+                <w:vertAlign w:val="superscript"/>
+              </w:rPr>
+              <w:t>a</w:t>
+            </w:r>
+            <w:r>
+              <w:t xml:space="preserve"> and γ</w:t>
+            </w:r>
+            <w:r>
+              <w:rPr>
+                <w:vertAlign w:val="superscript"/>
+              </w:rPr>
+              <w:t>μ</w:t>
+            </w:r>
+            <w:r>
+              <w:t>γ</w:t>
+            </w:r>
+            <w:r>
+              <w:rPr>
+                <w:vertAlign w:val="subscript"/>
+              </w:rPr>
+              <w:t>μ</w:t>
+            </w:r>
+            <w:r>
+              <w:t>=4.</w:t>
             </w:r>
           </w:p>
         </w:tc>
@@ -3494,7 +4898,49 @@
           </w:tcPr>
           <w:p>
             <w:r>
-              <w:t>Expand (q̸_A+m)(−2p̸₁+4m)(q̸_A+m) fully into its nine terms, following the method of Lesson 55, Exercise 9, and apply the appropriate contraction identity to each after sandwiching with γ^β⋯γ_β.</w:t>
+              <w:rPr>
+                <w:b/>
+              </w:rPr>
+              <w:t>Extension.</w:t>
+            </w:r>
+            <w:r>
+              <w:t xml:space="preserve"> Expand (q̸</w:t>
+            </w:r>
+            <w:r>
+              <w:rPr>
+                <w:vertAlign w:val="subscript"/>
+              </w:rPr>
+              <w:t>A</w:t>
+            </w:r>
+            <w:r>
+              <w:t>+m)(−2p̸₁+4m)(q̸</w:t>
+            </w:r>
+            <w:r>
+              <w:rPr>
+                <w:vertAlign w:val="subscript"/>
+              </w:rPr>
+              <w:t>A</w:t>
+            </w:r>
+            <w:r>
+              <w:t>+m) fully into its nine terms, following the method of Lesson 55, Exercise 9, and apply the appropriate contraction identity to each after sandwiching with γ</w:t>
+            </w:r>
+            <w:r>
+              <w:rPr>
+                <w:vertAlign w:val="superscript"/>
+              </w:rPr>
+              <w:t>β</w:t>
+            </w:r>
+            <w:r>
+              <w:t>⋯γ</w:t>
+            </w:r>
+            <w:r>
+              <w:rPr>
+                <w:vertAlign w:val="subscript"/>
+              </w:rPr>
+              <w:t>β</w:t>
+            </w:r>
+            <w:r>
+              <w:t>.</w:t>
             </w:r>
           </w:p>
         </w:tc>
@@ -3530,7 +4976,49 @@
           </w:tcPr>
           <w:p>
             <w:r>
-              <w:t>Derive q_A·p₁=t/2, q_A·p₂=−t/2, and q_A²=t from the definitions q_A=p₁−k₁, t=(p₁−k₁)²=(p₂−k₂)², using p₁²=k₁²=0 in the massless limit.</w:t>
+              <w:rPr>
+                <w:b/>
+              </w:rPr>
+              <w:t>Extension.</w:t>
+            </w:r>
+            <w:r>
+              <w:t xml:space="preserve"> Derive q</w:t>
+            </w:r>
+            <w:r>
+              <w:rPr>
+                <w:vertAlign w:val="subscript"/>
+              </w:rPr>
+              <w:t>A</w:t>
+            </w:r>
+            <w:r>
+              <w:t>·p₁=t/2, q</w:t>
+            </w:r>
+            <w:r>
+              <w:rPr>
+                <w:vertAlign w:val="subscript"/>
+              </w:rPr>
+              <w:t>A</w:t>
+            </w:r>
+            <w:r>
+              <w:t>·p₂=−t/2, and q</w:t>
+            </w:r>
+            <w:r>
+              <w:rPr>
+                <w:vertAlign w:val="subscript"/>
+              </w:rPr>
+              <w:t>A</w:t>
+            </w:r>
+            <w:r>
+              <w:t>²=t from the definitions q</w:t>
+            </w:r>
+            <w:r>
+              <w:rPr>
+                <w:vertAlign w:val="subscript"/>
+              </w:rPr>
+              <w:t>A</w:t>
+            </w:r>
+            <w:r>
+              <w:t>=p₁−k₁, t=(p₁−k₁)²=(p₂−k₂)², using p₁²=k₁²=0 in the massless limit.</w:t>
             </w:r>
           </w:p>
         </w:tc>
@@ -3568,7 +5056,58 @@
           </w:tcPr>
           <w:p>
             <w:r>
-              <w:t>Substitute Exercise 9's values into T_AA=32(q_A·p₁)(q_A·p₂)−16q_A²(p₁·p₂) and derive T_AA=8tu, showing every step.</w:t>
+              <w:rPr>
+                <w:b/>
+              </w:rPr>
+              <w:t>Core.</w:t>
+            </w:r>
+            <w:r>
+              <w:t xml:space="preserve"> Substitute Exercise 9's values into T</w:t>
+            </w:r>
+            <w:r>
+              <w:rPr>
+                <w:vertAlign w:val="subscript"/>
+              </w:rPr>
+              <w:t>AA</w:t>
+            </w:r>
+            <w:r>
+              <w:t>=32(q</w:t>
+            </w:r>
+            <w:r>
+              <w:rPr>
+                <w:vertAlign w:val="subscript"/>
+              </w:rPr>
+              <w:t>A</w:t>
+            </w:r>
+            <w:r>
+              <w:t>·p₁)(q</w:t>
+            </w:r>
+            <w:r>
+              <w:rPr>
+                <w:vertAlign w:val="subscript"/>
+              </w:rPr>
+              <w:t>A</w:t>
+            </w:r>
+            <w:r>
+              <w:t>·p₂)−16q</w:t>
+            </w:r>
+            <w:r>
+              <w:rPr>
+                <w:vertAlign w:val="subscript"/>
+              </w:rPr>
+              <w:t>A</w:t>
+            </w:r>
+            <w:r>
+              <w:t>²(p₁·p₂) and derive T</w:t>
+            </w:r>
+            <w:r>
+              <w:rPr>
+                <w:vertAlign w:val="subscript"/>
+              </w:rPr>
+              <w:t>AA</w:t>
+            </w:r>
+            <w:r>
+              <w:t>=8tu, showing every step.</w:t>
             </w:r>
           </w:p>
         </w:tc>
@@ -3604,7 +5143,22 @@
           </w:tcPr>
           <w:p>
             <w:r>
-              <w:t>Using Worked example 3's relabeling argument, write out the analogous derivation confirming T_BB=8tu without repeating Exercise 8's full expansion.</w:t>
+              <w:rPr>
+                <w:b/>
+              </w:rPr>
+              <w:t>Core.</w:t>
+            </w:r>
+            <w:r>
+              <w:t xml:space="preserve"> Using Worked example 3's relabeling argument, write out the analogous derivation confirming T</w:t>
+            </w:r>
+            <w:r>
+              <w:rPr>
+                <w:vertAlign w:val="subscript"/>
+              </w:rPr>
+              <w:t>BB</w:t>
+            </w:r>
+            <w:r>
+              <w:t>=8tu without repeating Exercise 8's full expansion.</w:t>
             </w:r>
           </w:p>
         </w:tc>
@@ -3642,7 +5196,49 @@
           </w:tcPr>
           <w:p>
             <w:r>
-              <w:t>Starting from T_AB in Section 2.2, with its interleaved indices, set m=0 and apply the contraction identities of Section 4.1 to show that T_AB=−32(q_A·q_B)(p₁·p₂).</w:t>
+              <w:rPr>
+                <w:b/>
+              </w:rPr>
+              <w:t>Extension.</w:t>
+            </w:r>
+            <w:r>
+              <w:t xml:space="preserve"> Starting from T</w:t>
+            </w:r>
+            <w:r>
+              <w:rPr>
+                <w:vertAlign w:val="subscript"/>
+              </w:rPr>
+              <w:t>AB</w:t>
+            </w:r>
+            <w:r>
+              <w:t xml:space="preserve"> in Section 2.2, with its interleaved indices, set m=0 and apply the contraction identities of Section 4.1 to show that T</w:t>
+            </w:r>
+            <w:r>
+              <w:rPr>
+                <w:vertAlign w:val="subscript"/>
+              </w:rPr>
+              <w:t>AB</w:t>
+            </w:r>
+            <w:r>
+              <w:t>=−32(q</w:t>
+            </w:r>
+            <w:r>
+              <w:rPr>
+                <w:vertAlign w:val="subscript"/>
+              </w:rPr>
+              <w:t>A</w:t>
+            </w:r>
+            <w:r>
+              <w:t>·q</w:t>
+            </w:r>
+            <w:r>
+              <w:rPr>
+                <w:vertAlign w:val="subscript"/>
+              </w:rPr>
+              <w:t>B</w:t>
+            </w:r>
+            <w:r>
+              <w:t>)(p₁·p₂).</w:t>
             </w:r>
           </w:p>
         </w:tc>
@@ -3678,7 +5274,49 @@
           </w:tcPr>
           <w:p>
             <w:r>
-              <w:t>Verify q_A·q_B=0 in the massless limit, using q_A=p₁−k₁, q_B=p₁−k₂, p₁²=0, p₁·k₁=−t/2, p₁·k₂=−u/2, and k₁·k₂=s/2 (from (k₁+k₂)²=s with k₁²=k₂²=0).</w:t>
+              <w:rPr>
+                <w:b/>
+              </w:rPr>
+              <w:t>Core.</w:t>
+            </w:r>
+            <w:r>
+              <w:t xml:space="preserve"> Verify q</w:t>
+            </w:r>
+            <w:r>
+              <w:rPr>
+                <w:vertAlign w:val="subscript"/>
+              </w:rPr>
+              <w:t>A</w:t>
+            </w:r>
+            <w:r>
+              <w:t>·q</w:t>
+            </w:r>
+            <w:r>
+              <w:rPr>
+                <w:vertAlign w:val="subscript"/>
+              </w:rPr>
+              <w:t>B</w:t>
+            </w:r>
+            <w:r>
+              <w:t>=0 in the massless limit, using q</w:t>
+            </w:r>
+            <w:r>
+              <w:rPr>
+                <w:vertAlign w:val="subscript"/>
+              </w:rPr>
+              <w:t>A</w:t>
+            </w:r>
+            <w:r>
+              <w:t>=p₁−k₁, q</w:t>
+            </w:r>
+            <w:r>
+              <w:rPr>
+                <w:vertAlign w:val="subscript"/>
+              </w:rPr>
+              <w:t>B</w:t>
+            </w:r>
+            <w:r>
+              <w:t>=p₁−k₂, p₁²=0, p₁·k₁=−t/2, p₁·k₂=−u/2, and k₁·k₂=s/2 (from (k₁+k₂)²=s with k₁²=k₂²=0).</w:t>
             </w:r>
           </w:p>
         </w:tc>
@@ -3716,7 +5354,40 @@
           </w:tcPr>
           <w:p>
             <w:r>
-              <w:t>Assemble Section 5's final formula from T_AA, T_BB, T_AB, and the appropriate propagator denominators, verifying every numerical factor.</w:t>
+              <w:rPr>
+                <w:b/>
+              </w:rPr>
+              <w:t>Extension.</w:t>
+            </w:r>
+            <w:r>
+              <w:t xml:space="preserve"> Assemble Section 5's final formula from T</w:t>
+            </w:r>
+            <w:r>
+              <w:rPr>
+                <w:vertAlign w:val="subscript"/>
+              </w:rPr>
+              <w:t>AA</w:t>
+            </w:r>
+            <w:r>
+              <w:t>, T</w:t>
+            </w:r>
+            <w:r>
+              <w:rPr>
+                <w:vertAlign w:val="subscript"/>
+              </w:rPr>
+              <w:t>BB</w:t>
+            </w:r>
+            <w:r>
+              <w:t>, T</w:t>
+            </w:r>
+            <w:r>
+              <w:rPr>
+                <w:vertAlign w:val="subscript"/>
+              </w:rPr>
+              <w:t>AB</w:t>
+            </w:r>
+            <w:r>
+              <w:t>, and the appropriate propagator denominators, verifying every numerical factor.</w:t>
             </w:r>
           </w:p>
         </w:tc>
@@ -3752,7 +5423,13 @@
           </w:tcPr>
           <w:p>
             <w:r>
-              <w:t>Prove that r+1/r≥2 for any r&gt;0, and use this to confirm Section 5's formula is positive for physical (t,u&lt;0) scattering.</w:t>
+              <w:rPr>
+                <w:b/>
+              </w:rPr>
+              <w:t>Extension.</w:t>
+            </w:r>
+            <w:r>
+              <w:t xml:space="preserve"> Prove that r+1/r≥2 for any r&gt;0, and use this to confirm Section 5's formula is positive for physical (t,u&lt;0) scattering.</w:t>
             </w:r>
           </w:p>
         </w:tc>
@@ -3790,7 +5467,13 @@
           </w:tcPr>
           <w:p>
             <w:r>
-              <w:t>Challenge: explain, in general terms, what "crossing symmetry" means by comparing this lesson's process (two incoming fermions, two outgoing photons) with Compton scattering (one incoming and one outgoing fermion, one incoming and one outgoing photon), and predict which sign changes you would expect when relating the two processes' Mandelstam-like variables.</w:t>
+              <w:rPr>
+                <w:b/>
+              </w:rPr>
+              <w:t>Challenge.</w:t>
+            </w:r>
+            <w:r>
+              <w:t xml:space="preserve"> Explain, in general terms, what "crossing symmetry" means by comparing this lesson's process (two incoming fermions, two outgoing photons) with Compton scattering (one incoming and one outgoing fermion, one incoming and one outgoing photon), and predict which sign changes you would expect when relating the two processes' Mandelstam-like variables.</w:t>
             </w:r>
           </w:p>
         </w:tc>
@@ -3807,6 +5490,14 @@
     <w:p>
       <w:r>
         <w:rPr>
+          <w:i/>
+        </w:rPr>
+        <w:t>Attempt each exercise before reading its solution. If you are stuck, read only the first sentence of the solution, then try again.</w:t>
+      </w:r>
+    </w:p>
+    <w:p>
+      <w:r>
+        <w:rPr>
           <w:b/>
         </w:rPr>
         <w:t>1.</w:t>
@@ -3815,7 +5506,25 @@
         <w:t xml:space="preserve"> </w:t>
       </w:r>
       <w:r>
-        <w:t>Lesson 49, Section 3.1 (as corrected), showed that ψ̄(x)=ψ†(x)γ⁰ contains a d_s(p) term, an annihilation operator for the positron, while ψ(x) contains only d_s†(p), a creation operator; since annihilating an incoming positron requires an annihilation operator, only ψ̄(x₂) can be contracted against it.</w:t>
+        <w:t>Lesson 49, Section 3.1 (as corrected), showed that ψ̄(x)=ψ†(x)γ⁰ contains a d</w:t>
+      </w:r>
+      <w:r>
+        <w:rPr>
+          <w:vertAlign w:val="subscript"/>
+        </w:rPr>
+        <w:t>s</w:t>
+      </w:r>
+      <w:r>
+        <w:t>(p) term, an annihilation operator for the positron, while ψ(x) contains only d</w:t>
+      </w:r>
+      <w:r>
+        <w:rPr>
+          <w:vertAlign w:val="subscript"/>
+        </w:rPr>
+        <w:t>s†</w:t>
+      </w:r>
+      <w:r>
+        <w:t>(p), a creation operator; since annihilating an incoming positron requires an annihilation operator, only ψ̄(x₂) can be contracted against it.</w:t>
       </w:r>
     </w:p>
     <w:p>
@@ -3829,7 +5538,25 @@
         <w:t xml:space="preserve"> </w:t>
       </w:r>
       <w:r>
-        <w:t>The two photon fields A_α(x₁) and A_β(x₂) are the only fields in the interaction term whose external assignment (to k₁ or k₂) is not already fixed by particle type (unlike the fermion fields, which are fixed by which annihilates an electron and which annihilates a positron); Wick's theorem therefore produces two distinct terms differing in which photon field is paired with which external photon momentum.</w:t>
+        <w:t>The two photon fields A</w:t>
+      </w:r>
+      <w:r>
+        <w:rPr>
+          <w:vertAlign w:val="subscript"/>
+        </w:rPr>
+        <w:t>α</w:t>
+      </w:r>
+      <w:r>
+        <w:t>(x₁) and A</w:t>
+      </w:r>
+      <w:r>
+        <w:rPr>
+          <w:vertAlign w:val="subscript"/>
+        </w:rPr>
+        <w:t>β</w:t>
+      </w:r>
+      <w:r>
+        <w:t>(x₂) are the only fields in the interaction term whose external assignment (to k₁ or k₂) is not already fixed by particle type (unlike the fermion fields, which are fixed by which annihilates an electron and which annihilates a positron); Wick's theorem therefore produces two distinct terms differing in which photon field is paired with which external photon momentum.</w:t>
       </w:r>
     </w:p>
     <w:p>
@@ -3843,7 +5570,25 @@
         <w:t xml:space="preserve"> </w:t>
       </w:r>
       <w:r>
-        <w:t>By direct substitution, q_A²=(p₁−k₁)·(p₁−k₁)=(p₁−k₁)², matching the definition t=(p₁−k₁)² given in the notation table; similarly q_B²=(p₁−k₂)²=u by definition.</w:t>
+        <w:t>By direct substitution, q</w:t>
+      </w:r>
+      <w:r>
+        <w:rPr>
+          <w:vertAlign w:val="subscript"/>
+        </w:rPr>
+        <w:t>A</w:t>
+      </w:r>
+      <w:r>
+        <w:t>²=(p₁−k₁)·(p₁−k₁)=(p₁−k₁)², matching the definition t=(p₁−k₁)² given in the notation table; similarly q</w:t>
+      </w:r>
+      <w:r>
+        <w:rPr>
+          <w:vertAlign w:val="subscript"/>
+        </w:rPr>
+        <w:t>B</w:t>
+      </w:r>
+      <w:r>
+        <w:t>²=(p₁−k₂)²=u by definition.</w:t>
       </w:r>
     </w:p>
     <w:p>
@@ -3857,7 +5602,97 @@
         <w:t xml:space="preserve"> </w:t>
       </w:r>
       <w:r>
-        <w:t>Exchanging which vertex carries which photon index in ℳ_A's expression (α↔β) together with the corresponding internal momentum (q_A→q_B) gives ie·v̄(p₂)γ^α[i(q̸_B+m)/(q_B²−m²+iε)]γ^βu(p₁)ε_α(k₁)ε_β(k₂), matching Section 1.3's stated ℳ_B.</w:t>
+        <w:t>Exchanging which vertex carries which photon index in ℳ</w:t>
+      </w:r>
+      <w:r>
+        <w:rPr>
+          <w:vertAlign w:val="subscript"/>
+        </w:rPr>
+        <w:t>A</w:t>
+      </w:r>
+      <w:r>
+        <w:t>'s expression (α↔β) together with the corresponding internal momentum (q</w:t>
+      </w:r>
+      <w:r>
+        <w:rPr>
+          <w:vertAlign w:val="subscript"/>
+        </w:rPr>
+        <w:t>A</w:t>
+      </w:r>
+      <w:r>
+        <w:t>→q</w:t>
+      </w:r>
+      <w:r>
+        <w:rPr>
+          <w:vertAlign w:val="subscript"/>
+        </w:rPr>
+        <w:t>B</w:t>
+      </w:r>
+      <w:r>
+        <w:t>) gives ie·v̄(p₂)γ</w:t>
+      </w:r>
+      <w:r>
+        <w:rPr>
+          <w:vertAlign w:val="superscript"/>
+        </w:rPr>
+        <w:t>α</w:t>
+      </w:r>
+      <w:r>
+        <w:t>[i(q̸</w:t>
+      </w:r>
+      <w:r>
+        <w:rPr>
+          <w:vertAlign w:val="subscript"/>
+        </w:rPr>
+        <w:t>B</w:t>
+      </w:r>
+      <w:r>
+        <w:t>+m)/(q</w:t>
+      </w:r>
+      <w:r>
+        <w:rPr>
+          <w:vertAlign w:val="subscript"/>
+        </w:rPr>
+        <w:t>B</w:t>
+      </w:r>
+      <w:r>
+        <w:t>²−m²+iε)]γ</w:t>
+      </w:r>
+      <w:r>
+        <w:rPr>
+          <w:vertAlign w:val="superscript"/>
+        </w:rPr>
+        <w:t>β</w:t>
+      </w:r>
+      <w:r>
+        <w:t>u(p₁)ε</w:t>
+      </w:r>
+      <w:r>
+        <w:rPr>
+          <w:vertAlign w:val="subscript"/>
+        </w:rPr>
+        <w:t>α</w:t>
+      </w:r>
+      <w:r>
+        <w:t>(k₁)ε</w:t>
+      </w:r>
+      <w:r>
+        <w:rPr>
+          <w:vertAlign w:val="subscript"/>
+        </w:rPr>
+        <w:t>β</w:t>
+      </w:r>
+      <w:r>
+        <w:t>(k₂), matching Section 1.3's stated ℳ</w:t>
+      </w:r>
+      <w:r>
+        <w:rPr>
+          <w:vertAlign w:val="subscript"/>
+        </w:rPr>
+        <w:t>B</w:t>
+      </w:r>
+      <w:r>
+        <w:t>.</w:t>
       </w:r>
     </w:p>
     <w:p>
@@ -3871,7 +5706,61 @@
         <w:t xml:space="preserve"> </w:t>
       </w:r>
       <w:r>
-        <w:t>Σ_su_s(p)ū_s(p)=p̸+m (electron) and Σ_sv_s(p)v̄_s(p)=p̸−m (positron), both established in Lesson 22, Section 6.1; the positron's carries a minus sign because it was derived directly from the explicit block structure of the negative-energy (v-type) solutions to the free Dirac equation, a structural difference from the positive-energy u-type solutions, not an arbitrary convention.</w:t>
+        <w:t>Σ</w:t>
+      </w:r>
+      <w:r>
+        <w:rPr>
+          <w:vertAlign w:val="subscript"/>
+        </w:rPr>
+        <w:t>s</w:t>
+      </w:r>
+      <w:r>
+        <w:t>u</w:t>
+      </w:r>
+      <w:r>
+        <w:rPr>
+          <w:vertAlign w:val="subscript"/>
+        </w:rPr>
+        <w:t>s</w:t>
+      </w:r>
+      <w:r>
+        <w:t>(p)ū</w:t>
+      </w:r>
+      <w:r>
+        <w:rPr>
+          <w:vertAlign w:val="subscript"/>
+        </w:rPr>
+        <w:t>s</w:t>
+      </w:r>
+      <w:r>
+        <w:t>(p)=p̸+m (electron) and Σ</w:t>
+      </w:r>
+      <w:r>
+        <w:rPr>
+          <w:vertAlign w:val="subscript"/>
+        </w:rPr>
+        <w:t>s</w:t>
+      </w:r>
+      <w:r>
+        <w:t>v</w:t>
+      </w:r>
+      <w:r>
+        <w:rPr>
+          <w:vertAlign w:val="subscript"/>
+        </w:rPr>
+        <w:t>s</w:t>
+      </w:r>
+      <w:r>
+        <w:t>(p)v̄</w:t>
+      </w:r>
+      <w:r>
+        <w:rPr>
+          <w:vertAlign w:val="subscript"/>
+        </w:rPr>
+        <w:t>s</w:t>
+      </w:r>
+      <w:r>
+        <w:t>(p)=p̸−m (positron), both established in Lesson 22, Section 6.1; the positron's carries a minus sign because it was derived directly from the explicit block structure of the negative-energy (v-type) solutions to the free Dirac equation, a structural difference from the positive-energy u-type solutions, not an arbitrary convention.</w:t>
       </w:r>
     </w:p>
     <w:p>
@@ -3885,7 +5774,43 @@
         <w:t xml:space="preserve"> </w:t>
       </w:r>
       <w:r>
-        <w:t>Lesson 52, Section 5.3, explained that the covariant replacement Σε_με_ν→−g_μν is only justified by a partial, qualitative argument (that terms proportional to k^μ vanish against a conserved current), with the complete proof deferred to Lesson 72's Ward identity; using it here for a genuine physical calculation relies on that same provisional justification, not yet a completed proof.</w:t>
+        <w:t>Lesson 52, Section 5.3, explained that the covariant replacement Σε</w:t>
+      </w:r>
+      <w:r>
+        <w:rPr>
+          <w:vertAlign w:val="subscript"/>
+        </w:rPr>
+        <w:t>μ</w:t>
+      </w:r>
+      <w:r>
+        <w:t>ε</w:t>
+      </w:r>
+      <w:r>
+        <w:rPr>
+          <w:vertAlign w:val="subscript"/>
+        </w:rPr>
+        <w:t>ν</w:t>
+      </w:r>
+      <w:r>
+        <w:t>→−g</w:t>
+      </w:r>
+      <w:r>
+        <w:rPr>
+          <w:vertAlign w:val="subscript"/>
+        </w:rPr>
+        <w:t>μν</w:t>
+      </w:r>
+      <w:r>
+        <w:t xml:space="preserve"> is only justified by a partial, qualitative argument (that terms proportional to k</w:t>
+      </w:r>
+      <w:r>
+        <w:rPr>
+          <w:vertAlign w:val="superscript"/>
+        </w:rPr>
+        <w:t>μ</w:t>
+      </w:r>
+      <w:r>
+        <w:t xml:space="preserve"> vanish against a conserved current), with the complete proof deferred to Lesson 72's Ward identity; using it here for a genuine physical calculation relies on that same provisional justification, not yet a completed proof.</w:t>
       </w:r>
     </w:p>
     <w:p>
@@ -3899,7 +5824,115 @@
         <w:t xml:space="preserve"> </w:t>
       </w:r>
       <w:r>
-        <w:t>γ^α(p̸₁+m)γ_α=γ^αp̸₁γ_α+mγ^αγ_α; the first term is γ^μγ^aγ_μ=−2γ^a applied with a↔p₁ (i.e. contracted with p₁'s components), giving −2p̸₁; the second uses γ^αγ_α=4 (Lesson 21), giving 4m; summing gives −2p̸₁+4m.</w:t>
+        <w:t>γ</w:t>
+      </w:r>
+      <w:r>
+        <w:rPr>
+          <w:vertAlign w:val="superscript"/>
+        </w:rPr>
+        <w:t>α</w:t>
+      </w:r>
+      <w:r>
+        <w:t>(p̸₁+m)γ</w:t>
+      </w:r>
+      <w:r>
+        <w:rPr>
+          <w:vertAlign w:val="subscript"/>
+        </w:rPr>
+        <w:t>α</w:t>
+      </w:r>
+      <w:r>
+        <w:t>=γ</w:t>
+      </w:r>
+      <w:r>
+        <w:rPr>
+          <w:vertAlign w:val="superscript"/>
+        </w:rPr>
+        <w:t>α</w:t>
+      </w:r>
+      <w:r>
+        <w:t>p̸₁γ</w:t>
+      </w:r>
+      <w:r>
+        <w:rPr>
+          <w:vertAlign w:val="subscript"/>
+        </w:rPr>
+        <w:t>α</w:t>
+      </w:r>
+      <w:r>
+        <w:t>+mγ</w:t>
+      </w:r>
+      <w:r>
+        <w:rPr>
+          <w:vertAlign w:val="superscript"/>
+        </w:rPr>
+        <w:t>α</w:t>
+      </w:r>
+      <w:r>
+        <w:t>γ</w:t>
+      </w:r>
+      <w:r>
+        <w:rPr>
+          <w:vertAlign w:val="subscript"/>
+        </w:rPr>
+        <w:t>α</w:t>
+      </w:r>
+      <w:r>
+        <w:t>; the first term is γ</w:t>
+      </w:r>
+      <w:r>
+        <w:rPr>
+          <w:vertAlign w:val="superscript"/>
+        </w:rPr>
+        <w:t>μ</w:t>
+      </w:r>
+      <w:r>
+        <w:t>γ</w:t>
+      </w:r>
+      <w:r>
+        <w:rPr>
+          <w:vertAlign w:val="superscript"/>
+        </w:rPr>
+        <w:t>a</w:t>
+      </w:r>
+      <w:r>
+        <w:t>γ</w:t>
+      </w:r>
+      <w:r>
+        <w:rPr>
+          <w:vertAlign w:val="subscript"/>
+        </w:rPr>
+        <w:t>μ</w:t>
+      </w:r>
+      <w:r>
+        <w:t>=−2γ</w:t>
+      </w:r>
+      <w:r>
+        <w:rPr>
+          <w:vertAlign w:val="superscript"/>
+        </w:rPr>
+        <w:t>a</w:t>
+      </w:r>
+      <w:r>
+        <w:t xml:space="preserve"> applied with a↔p₁ (i.e. contracted with p₁'s components), giving −2p̸₁; the second uses γ</w:t>
+      </w:r>
+      <w:r>
+        <w:rPr>
+          <w:vertAlign w:val="superscript"/>
+        </w:rPr>
+        <w:t>α</w:t>
+      </w:r>
+      <w:r>
+        <w:t>γ</w:t>
+      </w:r>
+      <w:r>
+        <w:rPr>
+          <w:vertAlign w:val="subscript"/>
+        </w:rPr>
+        <w:t>α</w:t>
+      </w:r>
+      <w:r>
+        <w:t>=4 (Lesson 21), giving 4m; summing gives −2p̸₁+4m.</w:t>
       </w:r>
     </w:p>
     <w:p>
@@ -3913,7 +5946,124 @@
         <w:t xml:space="preserve"> </w:t>
       </w:r>
       <w:r>
-        <w:t>Expanding (q̸_A+m)(−2p̸₁+4m)(q̸_A+m) produces terms with zero, one, or two powers of m multiplying products of zero, one, two, or three slashed vectors; applying γ^β⋯γ_β to each (using the three-object reversal for the pure q̸_Ap̸₁q̸_A term, the two-object identity γ^μγ^aγ^bγ_μ=4g^ab for terms with two slashed factors, and the one-object identity for single slashed or scalar terms) reduces every term to a combination of slashed vectors and scalars ready for the final trace against (p̸₂−m), exactly the steps summarized in Section 3.2's stated massless result once m is set to zero (eliminating every term but the leading q̸_Ap̸₁q̸_A piece).</w:t>
+        <w:t>Expanding (q̸</w:t>
+      </w:r>
+      <w:r>
+        <w:rPr>
+          <w:vertAlign w:val="subscript"/>
+        </w:rPr>
+        <w:t>A</w:t>
+      </w:r>
+      <w:r>
+        <w:t>+m)(−2p̸₁+4m)(q̸</w:t>
+      </w:r>
+      <w:r>
+        <w:rPr>
+          <w:vertAlign w:val="subscript"/>
+        </w:rPr>
+        <w:t>A</w:t>
+      </w:r>
+      <w:r>
+        <w:t>+m) produces terms with zero, one, or two powers of m multiplying products of zero, one, two, or three slashed vectors; applying γ</w:t>
+      </w:r>
+      <w:r>
+        <w:rPr>
+          <w:vertAlign w:val="superscript"/>
+        </w:rPr>
+        <w:t>β</w:t>
+      </w:r>
+      <w:r>
+        <w:t>⋯γ</w:t>
+      </w:r>
+      <w:r>
+        <w:rPr>
+          <w:vertAlign w:val="subscript"/>
+        </w:rPr>
+        <w:t>β</w:t>
+      </w:r>
+      <w:r>
+        <w:t xml:space="preserve"> to each (using the three-object reversal for the pure q̸</w:t>
+      </w:r>
+      <w:r>
+        <w:rPr>
+          <w:vertAlign w:val="subscript"/>
+        </w:rPr>
+        <w:t>A</w:t>
+      </w:r>
+      <w:r>
+        <w:t>p̸₁q̸</w:t>
+      </w:r>
+      <w:r>
+        <w:rPr>
+          <w:vertAlign w:val="subscript"/>
+        </w:rPr>
+        <w:t>A</w:t>
+      </w:r>
+      <w:r>
+        <w:t xml:space="preserve"> term, the two-object identity γ</w:t>
+      </w:r>
+      <w:r>
+        <w:rPr>
+          <w:vertAlign w:val="superscript"/>
+        </w:rPr>
+        <w:t>μ</w:t>
+      </w:r>
+      <w:r>
+        <w:t>γ</w:t>
+      </w:r>
+      <w:r>
+        <w:rPr>
+          <w:vertAlign w:val="superscript"/>
+        </w:rPr>
+        <w:t>a</w:t>
+      </w:r>
+      <w:r>
+        <w:t>γ</w:t>
+      </w:r>
+      <w:r>
+        <w:rPr>
+          <w:vertAlign w:val="superscript"/>
+        </w:rPr>
+        <w:t>b</w:t>
+      </w:r>
+      <w:r>
+        <w:t>γ</w:t>
+      </w:r>
+      <w:r>
+        <w:rPr>
+          <w:vertAlign w:val="subscript"/>
+        </w:rPr>
+        <w:t>μ</w:t>
+      </w:r>
+      <w:r>
+        <w:t>=4g</w:t>
+      </w:r>
+      <w:r>
+        <w:rPr>
+          <w:vertAlign w:val="superscript"/>
+        </w:rPr>
+        <w:t>a</w:t>
+      </w:r>
+      <w:r>
+        <w:t>b for terms with two slashed factors, and the one-object identity for single slashed or scalar terms) reduces every term to a combination of slashed vectors and scalars ready for the final trace against (p̸₂−m), exactly the steps summarized in Section 3.2's stated massless result once m is set to zero (eliminating every term but the leading q̸</w:t>
+      </w:r>
+      <w:r>
+        <w:rPr>
+          <w:vertAlign w:val="subscript"/>
+        </w:rPr>
+        <w:t>A</w:t>
+      </w:r>
+      <w:r>
+        <w:t>p̸₁q̸</w:t>
+      </w:r>
+      <w:r>
+        <w:rPr>
+          <w:vertAlign w:val="subscript"/>
+        </w:rPr>
+        <w:t>A</w:t>
+      </w:r>
+      <w:r>
+        <w:t xml:space="preserve"> piece).</w:t>
       </w:r>
     </w:p>
     <w:p>
@@ -3927,7 +6077,43 @@
         <w:t xml:space="preserve"> </w:t>
       </w:r>
       <w:r>
-        <w:t>With p₁²=k₁²=0 (electron treated massless in this limit, photon exactly massless), t=(p₁−k₁)²=p₁²−2p₁·k₁+k₁²=−2p₁·k₁, so p₁·k₁=−t/2. Then q_A·p₁=(p₁−k₁)·p₁=p₁²−k₁·p₁=0−(−t/2)=t/2. Using t=(p₂−k₂)² as well (Lesson 53-style equivalent definition), p₂·k₂=−t/2 similarly, giving q_A·p₂=(p₁−k₁)·p₂=p₁·p₂−k₁·p₂; using k₁·p₂=p₂·k₁=−u/2 (from u=(p₂−k₁)²=−2p₂·k₁) and p₁·p₂=s/2, q_A·p₂=s/2−(−u/2)=(s+u)/2=−t/2 (using s+t+u=0). And q_A²=t directly from Exercise 3.</w:t>
+        <w:t>With p₁²=k₁²=0 (electron treated massless in this limit, photon exactly massless), t=(p₁−k₁)²=p₁²−2p₁·k₁+k₁²=−2p₁·k₁, so p₁·k₁=−t/2. Then q</w:t>
+      </w:r>
+      <w:r>
+        <w:rPr>
+          <w:vertAlign w:val="subscript"/>
+        </w:rPr>
+        <w:t>A</w:t>
+      </w:r>
+      <w:r>
+        <w:t>·p₁=(p₁−k₁)·p₁=p₁²−k₁·p₁=0−(−t/2)=t/2. Using t=(p₂−k₂)² as well (Lesson 53-style equivalent definition), p₂·k₂=−t/2 similarly, giving q</w:t>
+      </w:r>
+      <w:r>
+        <w:rPr>
+          <w:vertAlign w:val="subscript"/>
+        </w:rPr>
+        <w:t>A</w:t>
+      </w:r>
+      <w:r>
+        <w:t>·p₂=(p₁−k₁)·p₂=p₁·p₂−k₁·p₂; using k₁·p₂=p₂·k₁=−u/2 (from u=(p₂−k₁)²=−2p₂·k₁) and p₁·p₂=s/2, q</w:t>
+      </w:r>
+      <w:r>
+        <w:rPr>
+          <w:vertAlign w:val="subscript"/>
+        </w:rPr>
+        <w:t>A</w:t>
+      </w:r>
+      <w:r>
+        <w:t>·p₂=s/2−(−u/2)=(s+u)/2=−t/2 (using s+t+u=0). And q</w:t>
+      </w:r>
+      <w:r>
+        <w:rPr>
+          <w:vertAlign w:val="subscript"/>
+        </w:rPr>
+        <w:t>A</w:t>
+      </w:r>
+      <w:r>
+        <w:t>²=t directly from Exercise 3.</w:t>
       </w:r>
     </w:p>
     <w:p>
@@ -3941,7 +6127,25 @@
         <w:t xml:space="preserve"> </w:t>
       </w:r>
       <w:r>
-        <w:t>T_AA=32(t/2)(−t/2)−16t(s/2)=32(−t²/4)−8ts=−8t²−8ts=−8t(t+s). Using s+t+u=0, t+s=−u, giving T_AA=−8t(−u)=8tu.</w:t>
+        <w:t>T</w:t>
+      </w:r>
+      <w:r>
+        <w:rPr>
+          <w:vertAlign w:val="subscript"/>
+        </w:rPr>
+        <w:t>AA</w:t>
+      </w:r>
+      <w:r>
+        <w:t>=32(t/2)(−t/2)−16t(s/2)=32(−t²/4)−8ts=−8t²−8ts=−8t(t+s). Using s+t+u=0, t+s=−u, giving T</w:t>
+      </w:r>
+      <w:r>
+        <w:rPr>
+          <w:vertAlign w:val="subscript"/>
+        </w:rPr>
+        <w:t>AA</w:t>
+      </w:r>
+      <w:r>
+        <w:t>=−8t(−u)=8tu.</w:t>
       </w:r>
     </w:p>
     <w:p>
@@ -3955,7 +6159,61 @@
         <w:t xml:space="preserve"> </w:t>
       </w:r>
       <w:r>
-        <w:t>By Worked example 3's relabeling (α↔β, q_A↔q_B, hence t↔u throughout Section 3.2's derivation), T_BB=32(q_B·p₁)(q_B·p₂)−16q_B²(p₁·p₂)=32(u/2)(−u/2)−16u(s/2)=−8u²−8us=−8u(u+s)=−8u(−t)=8ut=8tu, the identical numerical value.</w:t>
+        <w:t>By Worked example 3's relabeling (α↔β, q</w:t>
+      </w:r>
+      <w:r>
+        <w:rPr>
+          <w:vertAlign w:val="subscript"/>
+        </w:rPr>
+        <w:t>A</w:t>
+      </w:r>
+      <w:r>
+        <w:t>↔q</w:t>
+      </w:r>
+      <w:r>
+        <w:rPr>
+          <w:vertAlign w:val="subscript"/>
+        </w:rPr>
+        <w:t>B</w:t>
+      </w:r>
+      <w:r>
+        <w:t>, hence t↔u throughout Section 3.2's derivation), T</w:t>
+      </w:r>
+      <w:r>
+        <w:rPr>
+          <w:vertAlign w:val="subscript"/>
+        </w:rPr>
+        <w:t>BB</w:t>
+      </w:r>
+      <w:r>
+        <w:t>=32(q</w:t>
+      </w:r>
+      <w:r>
+        <w:rPr>
+          <w:vertAlign w:val="subscript"/>
+        </w:rPr>
+        <w:t>B</w:t>
+      </w:r>
+      <w:r>
+        <w:t>·p₁)(q</w:t>
+      </w:r>
+      <w:r>
+        <w:rPr>
+          <w:vertAlign w:val="subscript"/>
+        </w:rPr>
+        <w:t>B</w:t>
+      </w:r>
+      <w:r>
+        <w:t>·p₂)−16q</w:t>
+      </w:r>
+      <w:r>
+        <w:rPr>
+          <w:vertAlign w:val="subscript"/>
+        </w:rPr>
+        <w:t>B</w:t>
+      </w:r>
+      <w:r>
+        <w:t>²(p₁·p₂)=32(u/2)(−u/2)−16u(s/2)=−8u²−8us=−8u(u+s)=−8u(−t)=8ut=8tu, the identical numerical value.</w:t>
       </w:r>
     </w:p>
     <w:p>
@@ -3969,7 +6227,286 @@
         <w:t xml:space="preserve"> </w:t>
       </w:r>
       <w:r>
-        <w:t>With m=0, T_AB=Tr[γ^βq̸_Aγ^αp̸₁γ_βq̸_Bγ_αp̸₂]. The α pair surrounds the three objects p̸₁γ_βq̸_B, so the reversal identity gives γ^αp̸₁γ_βq̸_Bγ_α=−2q̸_Bγ_βp̸₁, and T_AB=−2Tr[γ^βq̸_Aq̸_Bγ_βp̸₁p̸₂]. The β pair now surrounds two objects, γ^βq̸_Aq̸_Bγ_β=4(q_A·q_B), so T_AB=−8(q_A·q_B)Tr[p̸₁p̸₂]=−32(q_A·q_B)(p₁·p₂).</w:t>
+        <w:t>With m=0, T</w:t>
+      </w:r>
+      <w:r>
+        <w:rPr>
+          <w:vertAlign w:val="subscript"/>
+        </w:rPr>
+        <w:t>AB</w:t>
+      </w:r>
+      <w:r>
+        <w:t>=Tr[γ</w:t>
+      </w:r>
+      <w:r>
+        <w:rPr>
+          <w:vertAlign w:val="superscript"/>
+        </w:rPr>
+        <w:t>β</w:t>
+      </w:r>
+      <w:r>
+        <w:t>q̸</w:t>
+      </w:r>
+      <w:r>
+        <w:rPr>
+          <w:vertAlign w:val="subscript"/>
+        </w:rPr>
+        <w:t>A</w:t>
+      </w:r>
+      <w:r>
+        <w:t>γ</w:t>
+      </w:r>
+      <w:r>
+        <w:rPr>
+          <w:vertAlign w:val="superscript"/>
+        </w:rPr>
+        <w:t>α</w:t>
+      </w:r>
+      <w:r>
+        <w:t>p̸₁γ</w:t>
+      </w:r>
+      <w:r>
+        <w:rPr>
+          <w:vertAlign w:val="subscript"/>
+        </w:rPr>
+        <w:t>β</w:t>
+      </w:r>
+      <w:r>
+        <w:t>q̸</w:t>
+      </w:r>
+      <w:r>
+        <w:rPr>
+          <w:vertAlign w:val="subscript"/>
+        </w:rPr>
+        <w:t>B</w:t>
+      </w:r>
+      <w:r>
+        <w:t>γ</w:t>
+      </w:r>
+      <w:r>
+        <w:rPr>
+          <w:vertAlign w:val="subscript"/>
+        </w:rPr>
+        <w:t>α</w:t>
+      </w:r>
+      <w:r>
+        <w:t>p̸₂]. The α pair surrounds the three objects p̸₁γ</w:t>
+      </w:r>
+      <w:r>
+        <w:rPr>
+          <w:vertAlign w:val="subscript"/>
+        </w:rPr>
+        <w:t>β</w:t>
+      </w:r>
+      <w:r>
+        <w:t>q̸</w:t>
+      </w:r>
+      <w:r>
+        <w:rPr>
+          <w:vertAlign w:val="subscript"/>
+        </w:rPr>
+        <w:t>B</w:t>
+      </w:r>
+      <w:r>
+        <w:t>, so the reversal identity gives γ</w:t>
+      </w:r>
+      <w:r>
+        <w:rPr>
+          <w:vertAlign w:val="superscript"/>
+        </w:rPr>
+        <w:t>α</w:t>
+      </w:r>
+      <w:r>
+        <w:t>p̸₁γ</w:t>
+      </w:r>
+      <w:r>
+        <w:rPr>
+          <w:vertAlign w:val="subscript"/>
+        </w:rPr>
+        <w:t>β</w:t>
+      </w:r>
+      <w:r>
+        <w:t>q̸</w:t>
+      </w:r>
+      <w:r>
+        <w:rPr>
+          <w:vertAlign w:val="subscript"/>
+        </w:rPr>
+        <w:t>B</w:t>
+      </w:r>
+      <w:r>
+        <w:t>γ</w:t>
+      </w:r>
+      <w:r>
+        <w:rPr>
+          <w:vertAlign w:val="subscript"/>
+        </w:rPr>
+        <w:t>α</w:t>
+      </w:r>
+      <w:r>
+        <w:t>=−2q̸</w:t>
+      </w:r>
+      <w:r>
+        <w:rPr>
+          <w:vertAlign w:val="subscript"/>
+        </w:rPr>
+        <w:t>B</w:t>
+      </w:r>
+      <w:r>
+        <w:t>γ</w:t>
+      </w:r>
+      <w:r>
+        <w:rPr>
+          <w:vertAlign w:val="subscript"/>
+        </w:rPr>
+        <w:t>β</w:t>
+      </w:r>
+      <w:r>
+        <w:t>p̸₁, and T</w:t>
+      </w:r>
+      <w:r>
+        <w:rPr>
+          <w:vertAlign w:val="subscript"/>
+        </w:rPr>
+        <w:t>AB</w:t>
+      </w:r>
+      <w:r>
+        <w:t>=−2Tr[γ</w:t>
+      </w:r>
+      <w:r>
+        <w:rPr>
+          <w:vertAlign w:val="superscript"/>
+        </w:rPr>
+        <w:t>β</w:t>
+      </w:r>
+      <w:r>
+        <w:t>q̸</w:t>
+      </w:r>
+      <w:r>
+        <w:rPr>
+          <w:vertAlign w:val="subscript"/>
+        </w:rPr>
+        <w:t>A</w:t>
+      </w:r>
+      <w:r>
+        <w:t>q̸</w:t>
+      </w:r>
+      <w:r>
+        <w:rPr>
+          <w:vertAlign w:val="subscript"/>
+        </w:rPr>
+        <w:t>B</w:t>
+      </w:r>
+      <w:r>
+        <w:t>γ</w:t>
+      </w:r>
+      <w:r>
+        <w:rPr>
+          <w:vertAlign w:val="subscript"/>
+        </w:rPr>
+        <w:t>β</w:t>
+      </w:r>
+      <w:r>
+        <w:t>p̸₁p̸₂]. The β pair now surrounds two objects, γ</w:t>
+      </w:r>
+      <w:r>
+        <w:rPr>
+          <w:vertAlign w:val="superscript"/>
+        </w:rPr>
+        <w:t>β</w:t>
+      </w:r>
+      <w:r>
+        <w:t>q̸</w:t>
+      </w:r>
+      <w:r>
+        <w:rPr>
+          <w:vertAlign w:val="subscript"/>
+        </w:rPr>
+        <w:t>A</w:t>
+      </w:r>
+      <w:r>
+        <w:t>q̸</w:t>
+      </w:r>
+      <w:r>
+        <w:rPr>
+          <w:vertAlign w:val="subscript"/>
+        </w:rPr>
+        <w:t>B</w:t>
+      </w:r>
+      <w:r>
+        <w:t>γ</w:t>
+      </w:r>
+      <w:r>
+        <w:rPr>
+          <w:vertAlign w:val="subscript"/>
+        </w:rPr>
+        <w:t>β</w:t>
+      </w:r>
+      <w:r>
+        <w:t>=4(q</w:t>
+      </w:r>
+      <w:r>
+        <w:rPr>
+          <w:vertAlign w:val="subscript"/>
+        </w:rPr>
+        <w:t>A</w:t>
+      </w:r>
+      <w:r>
+        <w:t>·q</w:t>
+      </w:r>
+      <w:r>
+        <w:rPr>
+          <w:vertAlign w:val="subscript"/>
+        </w:rPr>
+        <w:t>B</w:t>
+      </w:r>
+      <w:r>
+        <w:t>), so T</w:t>
+      </w:r>
+      <w:r>
+        <w:rPr>
+          <w:vertAlign w:val="subscript"/>
+        </w:rPr>
+        <w:t>AB</w:t>
+      </w:r>
+      <w:r>
+        <w:t>=−8(q</w:t>
+      </w:r>
+      <w:r>
+        <w:rPr>
+          <w:vertAlign w:val="subscript"/>
+        </w:rPr>
+        <w:t>A</w:t>
+      </w:r>
+      <w:r>
+        <w:t>·q</w:t>
+      </w:r>
+      <w:r>
+        <w:rPr>
+          <w:vertAlign w:val="subscript"/>
+        </w:rPr>
+        <w:t>B</w:t>
+      </w:r>
+      <w:r>
+        <w:t>)Tr[p̸₁p̸₂]=−32(q</w:t>
+      </w:r>
+      <w:r>
+        <w:rPr>
+          <w:vertAlign w:val="subscript"/>
+        </w:rPr>
+        <w:t>A</w:t>
+      </w:r>
+      <w:r>
+        <w:t>·q</w:t>
+      </w:r>
+      <w:r>
+        <w:rPr>
+          <w:vertAlign w:val="subscript"/>
+        </w:rPr>
+        <w:t>B</w:t>
+      </w:r>
+      <w:r>
+        <w:t>)(p₁·p₂).</w:t>
       </w:r>
     </w:p>
     <w:p>
@@ -3983,7 +6520,25 @@
         <w:t xml:space="preserve"> </w:t>
       </w:r>
       <w:r>
-        <w:t>q_A·q_B=(p₁−k₁)·(p₁−k₂)=p₁²−p₁·k₂−k₁·p₁+k₁·k₂=0−(−u/2)−(−t/2)+s/2=u/2+t/2+s/2=(s+t+u)/2=0, using s+t+u=0.</w:t>
+        <w:t>q</w:t>
+      </w:r>
+      <w:r>
+        <w:rPr>
+          <w:vertAlign w:val="subscript"/>
+        </w:rPr>
+        <w:t>A</w:t>
+      </w:r>
+      <w:r>
+        <w:t>·q</w:t>
+      </w:r>
+      <w:r>
+        <w:rPr>
+          <w:vertAlign w:val="subscript"/>
+        </w:rPr>
+        <w:t>B</w:t>
+      </w:r>
+      <w:r>
+        <w:t>=(p₁−k₁)·(p₁−k₂)=p₁²−p₁·k₂−k₁·p₁+k₁·k₂=0−(−u/2)−(−t/2)+s/2=u/2+t/2+s/2=(s+t+u)/2=0, using s+t+u=0.</w:t>
       </w:r>
     </w:p>
     <w:p>
@@ -3997,7 +6552,34 @@
         <w:t xml:space="preserve"> </w:t>
       </w:r>
       <w:r>
-        <w:t>Σ|ℳ|²=e⁴[T_AA/t²+T_BB/u²+2T_AB/(tu)]=e⁴[8tu/t²+8tu/u²+0]=e⁴[8u/t+8t/u]=8e⁴[u/t+t/u]. Dividing by 4 for the spin average over the two unmeasured initial spins (Section 2.2), (1/4)Σ|ℳ|²=2e⁴[t/u+u/t], matching Section 5 exactly.</w:t>
+        <w:t>Σ|ℳ|²=e⁴[T</w:t>
+      </w:r>
+      <w:r>
+        <w:rPr>
+          <w:vertAlign w:val="subscript"/>
+        </w:rPr>
+        <w:t>AA</w:t>
+      </w:r>
+      <w:r>
+        <w:t>/t²+T</w:t>
+      </w:r>
+      <w:r>
+        <w:rPr>
+          <w:vertAlign w:val="subscript"/>
+        </w:rPr>
+        <w:t>BB</w:t>
+      </w:r>
+      <w:r>
+        <w:t>/u²+2T</w:t>
+      </w:r>
+      <w:r>
+        <w:rPr>
+          <w:vertAlign w:val="subscript"/>
+        </w:rPr>
+        <w:t>AB</w:t>
+      </w:r>
+      <w:r>
+        <w:t>/(tu)]=e⁴[8tu/t²+8tu/u²+0]=e⁴[8u/t+8t/u]=8e⁴[u/t+t/u]. Dividing by 4 for the spin average over the two unmeasured initial spins (Section 2.2), (1/4)Σ|ℳ|²=2e⁴[t/u+u/t], matching Section 5 exactly.</w:t>
       </w:r>
     </w:p>
     <w:p>
@@ -4033,47 +6615,12 @@
         <w:pStyle w:val="Heading2"/>
       </w:pPr>
       <w:r>
-        <w:t>Mastery checklist</w:t>
+        <w:t>Mastery check</w:t>
       </w:r>
     </w:p>
     <w:p>
-      <w:pPr>
-        <w:pStyle w:val="ListBullet"/>
-      </w:pPr>
-      <w:r>
-        <w:t>I can derive the two Wick contractions for e⁻e⁺→γγ and explain why they combine with a plus sign.</w:t>
-      </w:r>
-    </w:p>
-    <w:p>
-      <w:pPr>
-        <w:pStyle w:val="ListBullet"/>
-      </w:pPr>
-      <w:r>
-        <w:t>I can write ℳ_A and ℳ_B and identify their internal momenta with t and u.</w:t>
-      </w:r>
-    </w:p>
-    <w:p>
-      <w:pPr>
-        <w:pStyle w:val="ListBullet"/>
-      </w:pPr>
-      <w:r>
-        <w:t>I can reduce |ℳ|² to three traces using positron completeness and the covariant photon polarization sum.</w:t>
-      </w:r>
-    </w:p>
-    <w:p>
-      <w:pPr>
-        <w:pStyle w:val="ListBullet"/>
-      </w:pPr>
-      <w:r>
-        <w:t>I can apply Lesson 55's contraction identity to derive T_AA=T_BB=8tu and T_AB=0 in the massless limit.</w:t>
-      </w:r>
-    </w:p>
-    <w:p>
-      <w:pPr>
-        <w:pStyle w:val="ListBullet"/>
-      </w:pPr>
-      <w:r>
-        <w:t>I can assemble the complete result (1/4)Σ|ℳ|²=2e⁴[t/u+u/t] and explain why it is positive.</w:t>
+      <w:r>
+        <w:t>Before moving on, do the Core exercises without looking at the solutions and state this lesson's main result from memory. If both go smoothly, continue; if not, reread the sections the missed exercises cite.</w:t>
       </w:r>
     </w:p>
     <w:p>
@@ -4125,7 +6672,7 @@
         <w:color w:val="5A5A5A"/>
         <w:sz w:val="16"/>
       </w:rPr>
-      <w:t>QED Course   Lesson 56</w:t>
+      <w:t>A QED Course   Lesson 56</w:t>
     </w:r>
   </w:p>
 </w:hdr>
